--- a/Prepherals/Social_Media_Crisis_Analytics_Report.docx
+++ b/Prepherals/Social_Media_Crisis_Analytics_Report.docx
@@ -1,6 +1,6 @@
 
 <file path=word/document.xml><?xml version="1.0" encoding="utf-8"?>
-<w:document xmlns:wpc="http://schemas.microsoft.com/office/word/2010/wordprocessingCanvas" xmlns:cx="http://schemas.microsoft.com/office/drawing/2014/chartex" xmlns:cx1="http://schemas.microsoft.com/office/drawing/2015/9/8/chartex" xmlns:cx2="http://schemas.microsoft.com/office/drawing/2015/10/21/chartex" xmlns:cx3="http://schemas.microsoft.com/office/drawing/2016/5/9/chartex" xmlns:cx4="http://schemas.microsoft.com/office/drawing/2016/5/10/chartex" xmlns:cx5="http://schemas.microsoft.com/office/drawing/2016/5/11/chartex" xmlns:cx6="http://schemas.microsoft.com/office/drawing/2016/5/12/chartex" xmlns:cx7="http://schemas.microsoft.com/office/drawing/2016/5/13/chartex" xmlns:cx8="http://schemas.microsoft.com/office/drawing/2016/5/14/chartex" xmlns:mc="http://schemas.openxmlformats.org/markup-compatibility/2006" xmlns:aink="http://schemas.microsoft.com/office/drawing/2016/ink" xmlns:am3d="http://schemas.microsoft.com/office/drawing/2017/model3d" xmlns:o="urn:schemas-microsoft-com:office:office" xmlns:oel="http://schemas.microsoft.com/office/2019/extlst" xmlns:r="http://schemas.openxmlformats.org/officeDocument/2006/relationships" xmlns:m="http://schemas.openxmlformats.org/officeDocument/2006/math" xmlns:v="urn:schemas-microsoft-com:vml" xmlns:wp14="http://schemas.microsoft.com/office/word/2010/wordprocessingDrawing" xmlns:wp="http://schemas.openxmlformats.org/drawingml/2006/wordprocessingDrawing" xmlns:w10="urn:schemas-microsoft-com:office:word" xmlns:w="http://schemas.openxmlformats.org/wordprocessingml/2006/main" xmlns:w14="http://schemas.microsoft.com/office/word/2010/wordml" xmlns:w15="http://schemas.microsoft.com/office/word/2012/wordml" xmlns:w16cex="http://schemas.microsoft.com/office/word/2018/wordml/cex" xmlns:w16cid="http://schemas.microsoft.com/office/word/2016/wordml/cid" xmlns:w16="http://schemas.microsoft.com/office/word/2018/wordml" xmlns:w16sdtdh="http://schemas.microsoft.com/office/word/2020/wordml/sdtdatahash" xmlns:w16se="http://schemas.microsoft.com/office/word/2015/wordml/symex" xmlns:wpg="http://schemas.microsoft.com/office/word/2010/wordprocessingGroup" xmlns:wpi="http://schemas.microsoft.com/office/word/2010/wordprocessingInk" xmlns:wne="http://schemas.microsoft.com/office/word/2006/wordml" xmlns:wps="http://schemas.microsoft.com/office/word/2010/wordprocessingShape" mc:Ignorable="w14 w15 w16se w16cid w16 w16cex w16sdtdh wp14">
+<w:document xmlns:wpc="http://schemas.microsoft.com/office/word/2010/wordprocessingCanvas" xmlns:cx="http://schemas.microsoft.com/office/drawing/2014/chartex" xmlns:cx1="http://schemas.microsoft.com/office/drawing/2015/9/8/chartex" xmlns:cx2="http://schemas.microsoft.com/office/drawing/2015/10/21/chartex" xmlns:cx3="http://schemas.microsoft.com/office/drawing/2016/5/9/chartex" xmlns:cx4="http://schemas.microsoft.com/office/drawing/2016/5/10/chartex" xmlns:cx5="http://schemas.microsoft.com/office/drawing/2016/5/11/chartex" xmlns:cx6="http://schemas.microsoft.com/office/drawing/2016/5/12/chartex" xmlns:cx7="http://schemas.microsoft.com/office/drawing/2016/5/13/chartex" xmlns:cx8="http://schemas.microsoft.com/office/drawing/2016/5/14/chartex" xmlns:mc="http://schemas.openxmlformats.org/markup-compatibility/2006" xmlns:aink="http://schemas.microsoft.com/office/drawing/2016/ink" xmlns:am3d="http://schemas.microsoft.com/office/drawing/2017/model3d" xmlns:o="urn:schemas-microsoft-com:office:office" xmlns:oel="http://schemas.microsoft.com/office/2019/extlst" xmlns:r="http://schemas.openxmlformats.org/officeDocument/2006/relationships" xmlns:m="http://schemas.openxmlformats.org/officeDocument/2006/math" xmlns:v="urn:schemas-microsoft-com:vml" xmlns:wp14="http://schemas.microsoft.com/office/word/2010/wordprocessingDrawing" xmlns:wp="http://schemas.openxmlformats.org/drawingml/2006/wordprocessingDrawing" xmlns:w10="urn:schemas-microsoft-com:office:word" xmlns:w="http://schemas.openxmlformats.org/wordprocessingml/2006/main" xmlns:w14="http://schemas.microsoft.com/office/word/2010/wordml" xmlns:w15="http://schemas.microsoft.com/office/word/2012/wordml" xmlns:w16cex="http://schemas.microsoft.com/office/word/2018/wordml/cex" xmlns:w16cid="http://schemas.microsoft.com/office/word/2016/wordml/cid" xmlns:w16="http://schemas.microsoft.com/office/word/2018/wordml" xmlns:w16du="http://schemas.microsoft.com/office/word/2023/wordml/word16du" xmlns:w16sdtdh="http://schemas.microsoft.com/office/word/2020/wordml/sdtdatahash" xmlns:w16sdtfl="http://schemas.microsoft.com/office/word/2024/wordml/sdtformatlock" xmlns:w16se="http://schemas.microsoft.com/office/word/2015/wordml/symex" xmlns:wpg="http://schemas.microsoft.com/office/word/2010/wordprocessingGroup" xmlns:wpi="http://schemas.microsoft.com/office/word/2010/wordprocessingInk" xmlns:wne="http://schemas.microsoft.com/office/word/2006/wordml" xmlns:wps="http://schemas.microsoft.com/office/word/2010/wordprocessingShape" mc:Ignorable="w14 w15 w16se w16cid w16 w16cex w16sdtdh w16sdtfl w16du wp14">
   <w:body>
     <w:p>
       <w:pPr>
@@ -161,13 +161,23 @@
           <w:szCs w:val="24"/>
         </w:rPr>
       </w:pPr>
+      <w:proofErr w:type="spellStart"/>
       <w:r>
         <w:rPr>
           <w:color w:val="333333"/>
           <w:sz w:val="24"/>
           <w:szCs w:val="24"/>
         </w:rPr>
-        <w:t>Refka Maged</w:t>
+        <w:t>Refka</w:t>
+      </w:r>
+      <w:proofErr w:type="spellEnd"/>
+      <w:r>
+        <w:rPr>
+          <w:color w:val="333333"/>
+          <w:sz w:val="24"/>
+          <w:szCs w:val="24"/>
+        </w:rPr>
+        <w:t xml:space="preserve"> Maged</w:t>
       </w:r>
     </w:p>
     <w:p>
@@ -235,7 +245,21 @@
         <w:rPr>
           <w:color w:val="333333"/>
         </w:rPr>
-        <w:t>The project transforms raw, unstructured social posts into an interactive Power BI dashboard using a Medallion Architecture implemented in Python. The pipeline is organized into Bronze, Silver, and Gold layers, ensuring traceability, data quality, and a clean Star Schema ready for analysis.</w:t>
+        <w:t xml:space="preserve">The project transforms raw, unstructured social posts into an interactive Power BI dashboard using a Medallion Architecture implemented in Python. The pipeline is organized into </w:t>
+      </w:r>
+      <w:proofErr w:type="gramStart"/>
+      <w:r>
+        <w:rPr>
+          <w:color w:val="333333"/>
+        </w:rPr>
+        <w:t>Bronze, Silver, and Gold</w:t>
+      </w:r>
+      <w:proofErr w:type="gramEnd"/>
+      <w:r>
+        <w:rPr>
+          <w:color w:val="333333"/>
+        </w:rPr>
+        <w:t xml:space="preserve"> layers, ensuring traceability, data quality, and a clean Star Schema ready for analysis.</w:t>
       </w:r>
     </w:p>
     <w:p>
@@ -246,7 +270,35 @@
         <w:rPr>
           <w:color w:val="333333"/>
         </w:rPr>
-        <w:t>The raw data was cleaned and transformed using Pandas and NumPy: missing values were imputed, columns were standardized, and a Star Schema of one fact table and nine dimension tables was built. The cleaned model was then visualized in a five-page Power BI dashboard covering post volume, sentiment, credibility, engagement, and behavioral trends, with DAX measures driving every KPI.</w:t>
+        <w:t xml:space="preserve">The raw data was cleaned and transformed using Pandas and NumPy: missing values were imputed, columns were standardized, and a Star Schema of one fact table and </w:t>
+      </w:r>
+      <w:proofErr w:type="gramStart"/>
+      <w:r>
+        <w:rPr>
+          <w:color w:val="333333"/>
+        </w:rPr>
+        <w:t>nine dimension</w:t>
+      </w:r>
+      <w:proofErr w:type="gramEnd"/>
+      <w:r>
+        <w:rPr>
+          <w:color w:val="333333"/>
+        </w:rPr>
+        <w:t xml:space="preserve"> tables </w:t>
+      </w:r>
+      <w:proofErr w:type="gramStart"/>
+      <w:r>
+        <w:rPr>
+          <w:color w:val="333333"/>
+        </w:rPr>
+        <w:t>was</w:t>
+      </w:r>
+      <w:proofErr w:type="gramEnd"/>
+      <w:r>
+        <w:rPr>
+          <w:color w:val="333333"/>
+        </w:rPr>
+        <w:t xml:space="preserve"> built. The cleaned model was then visualized in a five-page Power BI dashboard covering post volume, sentiment, credibility, engagement, and behavioral trends, with DAX measures driving every KPI.</w:t>
       </w:r>
     </w:p>
     <w:p>
@@ -268,7 +320,21 @@
         <w:rPr>
           <w:color w:val="333333"/>
         </w:rPr>
-        <w:t>The project also extends beyond the core pipeline: exploratory data analysis and an early misinformation-risk prediction model were developed to complement the dashboard, alongside a dedicated UI/UX design pass in Figma that shaped the dashboard's visual layout and navigation.</w:t>
+        <w:t xml:space="preserve">The project also extends beyond the core pipeline: </w:t>
+      </w:r>
+      <w:proofErr w:type="gramStart"/>
+      <w:r>
+        <w:rPr>
+          <w:color w:val="333333"/>
+        </w:rPr>
+        <w:t>exploratory</w:t>
+      </w:r>
+      <w:proofErr w:type="gramEnd"/>
+      <w:r>
+        <w:rPr>
+          <w:color w:val="333333"/>
+        </w:rPr>
+        <w:t xml:space="preserve"> data analysis and an early misinformation-risk prediction model were developed to complement the dashboard, alongside a dedicated UI/UX design pass in Figma that shaped the dashboard's visual layout and navigation.</w:t>
       </w:r>
     </w:p>
     <w:p>
@@ -282,7 +348,10 @@
       </w:pPr>
       <w:r>
         <w:lastRenderedPageBreak/>
-        <w:t>Table of Contents</w:t>
+        <w:t>Table of Content</w:t>
+      </w:r>
+      <w:r>
+        <w:t>:</w:t>
       </w:r>
     </w:p>
     <w:p>
@@ -302,7 +371,85 @@
       <w:r>
         <w:ptab w:relativeTo="margin" w:alignment="right" w:leader="dot"/>
       </w:r>
-      <w:r>
+    </w:p>
+    <w:p>
+      <w:pPr>
+        <w:spacing w:after="90"/>
+        <w:ind w:left="360"/>
+      </w:pPr>
+      <w:r>
+        <w:rPr>
+          <w:color w:val="333333"/>
+        </w:rPr>
+        <w:t>1.1 Introduction</w:t>
+      </w:r>
+      <w:r>
+        <w:ptab w:relativeTo="margin" w:alignment="right" w:leader="dot"/>
+      </w:r>
+    </w:p>
+    <w:p>
+      <w:pPr>
+        <w:spacing w:after="90"/>
+        <w:ind w:left="360"/>
+      </w:pPr>
+      <w:r>
+        <w:rPr>
+          <w:color w:val="333333"/>
+        </w:rPr>
+        <w:t>1.2 Motivation</w:t>
+      </w:r>
+      <w:r>
+        <w:ptab w:relativeTo="margin" w:alignment="right" w:leader="dot"/>
+      </w:r>
+    </w:p>
+    <w:p>
+      <w:pPr>
+        <w:spacing w:after="90"/>
+        <w:ind w:left="360"/>
+      </w:pPr>
+      <w:r>
+        <w:rPr>
+          <w:color w:val="333333"/>
+        </w:rPr>
+        <w:t>1.3 Project Objectives</w:t>
+      </w:r>
+      <w:r>
+        <w:ptab w:relativeTo="margin" w:alignment="right" w:leader="dot"/>
+      </w:r>
+    </w:p>
+    <w:p>
+      <w:pPr>
+        <w:spacing w:after="90"/>
+        <w:ind w:left="360"/>
+      </w:pPr>
+      <w:r>
+        <w:rPr>
+          <w:color w:val="333333"/>
+        </w:rPr>
+        <w:t>1.4 Dataset Description</w:t>
+      </w:r>
+      <w:r>
+        <w:ptab w:relativeTo="margin" w:alignment="right" w:leader="dot"/>
+      </w:r>
+    </w:p>
+    <w:p>
+      <w:pPr>
+        <w:spacing w:after="90"/>
+        <w:ind w:left="360"/>
+      </w:pPr>
+      <w:r>
+        <w:rPr>
+          <w:color w:val="333333"/>
+        </w:rPr>
+        <w:t>1.5 Project Team and Roles</w:t>
+      </w:r>
+      <w:r>
+        <w:ptab w:relativeTo="margin" w:alignment="right" w:leader="dot"/>
+      </w:r>
+    </w:p>
+    <w:p>
+      <w:pPr>
+        <w:spacing w:after="160"/>
         <w:rPr>
           <w:b/>
           <w:bCs/>
@@ -310,117 +457,8 @@
           <w:sz w:val="24"/>
           <w:szCs w:val="24"/>
         </w:rPr>
-        <w:t>4</w:t>
-      </w:r>
-    </w:p>
-    <w:p>
-      <w:pPr>
-        <w:spacing w:after="90"/>
-        <w:ind w:left="360"/>
-      </w:pPr>
-      <w:r>
-        <w:rPr>
-          <w:color w:val="333333"/>
-        </w:rPr>
-        <w:t>1.1 Introduction</w:t>
-      </w:r>
-      <w:r>
-        <w:ptab w:relativeTo="margin" w:alignment="right" w:leader="dot"/>
-      </w:r>
-      <w:r>
-        <w:rPr>
-          <w:color w:val="333333"/>
-        </w:rPr>
-        <w:t>4</w:t>
-      </w:r>
-    </w:p>
-    <w:p>
-      <w:pPr>
-        <w:spacing w:after="90"/>
-        <w:ind w:left="360"/>
-      </w:pPr>
-      <w:r>
-        <w:rPr>
-          <w:color w:val="333333"/>
-        </w:rPr>
-        <w:t>1.2 Motivation</w:t>
-      </w:r>
-      <w:r>
-        <w:ptab w:relativeTo="margin" w:alignment="right" w:leader="dot"/>
-      </w:r>
-      <w:r>
-        <w:rPr>
-          <w:color w:val="333333"/>
-        </w:rPr>
-        <w:t>4</w:t>
-      </w:r>
-    </w:p>
-    <w:p>
-      <w:pPr>
-        <w:spacing w:after="90"/>
-        <w:ind w:left="360"/>
-      </w:pPr>
-      <w:r>
-        <w:rPr>
-          <w:color w:val="333333"/>
-        </w:rPr>
-        <w:t>1.3 Project Objectives</w:t>
-      </w:r>
-      <w:r>
-        <w:ptab w:relativeTo="margin" w:alignment="right" w:leader="dot"/>
-      </w:r>
-      <w:r>
-        <w:rPr>
-          <w:color w:val="333333"/>
-        </w:rPr>
-        <w:t>4</w:t>
-      </w:r>
-    </w:p>
-    <w:p>
-      <w:pPr>
-        <w:spacing w:after="90"/>
-        <w:ind w:left="360"/>
-      </w:pPr>
-      <w:r>
-        <w:rPr>
-          <w:color w:val="333333"/>
-        </w:rPr>
-        <w:t>1.4 Dataset Description</w:t>
-      </w:r>
-      <w:r>
-        <w:ptab w:relativeTo="margin" w:alignment="right" w:leader="dot"/>
-      </w:r>
-      <w:r>
-        <w:rPr>
-          <w:color w:val="333333"/>
-        </w:rPr>
-        <w:t>4</w:t>
-      </w:r>
-    </w:p>
-    <w:p>
-      <w:pPr>
-        <w:spacing w:after="90"/>
-        <w:ind w:left="360"/>
-      </w:pPr>
-      <w:r>
-        <w:rPr>
-          <w:color w:val="333333"/>
-        </w:rPr>
-        <w:t>1.5 Project Team and Roles</w:t>
-      </w:r>
-      <w:r>
-        <w:ptab w:relativeTo="margin" w:alignment="right" w:leader="dot"/>
-      </w:r>
-      <w:r>
-        <w:rPr>
-          <w:color w:val="333333"/>
-        </w:rPr>
-        <w:t>5</w:t>
-      </w:r>
-    </w:p>
-    <w:p>
-      <w:pPr>
-        <w:spacing w:after="160"/>
+      </w:pPr>
+      <w:r>
         <w:rPr>
           <w:b/>
           <w:bCs/>
@@ -428,7 +466,8 @@
           <w:sz w:val="24"/>
           <w:szCs w:val="24"/>
         </w:rPr>
-      </w:pPr>
+        <w:t xml:space="preserve">Chapter 2: </w:t>
+      </w:r>
       <w:r>
         <w:rPr>
           <w:b/>
@@ -437,7 +476,7 @@
           <w:sz w:val="24"/>
           <w:szCs w:val="24"/>
         </w:rPr>
-        <w:t xml:space="preserve">Chapter 2: </w:t>
+        <w:t xml:space="preserve">Data Engineering and Implementation </w:t>
       </w:r>
       <w:r>
         <w:rPr>
@@ -447,9 +486,60 @@
           <w:sz w:val="24"/>
           <w:szCs w:val="24"/>
         </w:rPr>
-        <w:t>Data Engineering and Implementation</w:t>
-      </w:r>
-      <w:r>
+        <w:t>Framework and Analysis</w:t>
+      </w:r>
+      <w:r>
+        <w:ptab w:relativeTo="margin" w:alignment="right" w:leader="dot"/>
+      </w:r>
+    </w:p>
+    <w:p>
+      <w:pPr>
+        <w:spacing w:after="90"/>
+        <w:ind w:left="360"/>
+      </w:pPr>
+      <w:r>
+        <w:rPr>
+          <w:color w:val="333333"/>
+        </w:rPr>
+        <w:t>3.1 Data Cleaning Process</w:t>
+      </w:r>
+      <w:r>
+        <w:ptab w:relativeTo="margin" w:alignment="right" w:leader="dot"/>
+      </w:r>
+    </w:p>
+    <w:p>
+      <w:pPr>
+        <w:spacing w:after="90"/>
+        <w:ind w:left="360"/>
+      </w:pPr>
+      <w:r>
+        <w:rPr>
+          <w:color w:val="333333"/>
+        </w:rPr>
+        <w:t>3.2 Python Implementation</w:t>
+      </w:r>
+      <w:r>
+        <w:ptab w:relativeTo="margin" w:alignment="right" w:leader="dot"/>
+      </w:r>
+    </w:p>
+    <w:p>
+      <w:pPr>
+        <w:spacing w:after="90"/>
+        <w:ind w:left="360"/>
+      </w:pPr>
+      <w:r>
+        <w:rPr>
+          <w:color w:val="333333"/>
+        </w:rPr>
+        <w:t>3.3 Data Transformation Results (Star Schema)</w:t>
+      </w:r>
+      <w:r>
+        <w:ptab w:relativeTo="margin" w:alignment="right" w:leader="dot"/>
+      </w:r>
+    </w:p>
+    <w:p>
+      <w:pPr>
+        <w:spacing w:after="160"/>
         <w:rPr>
           <w:b/>
           <w:bCs/>
@@ -457,8 +547,7 @@
           <w:sz w:val="24"/>
           <w:szCs w:val="24"/>
         </w:rPr>
-        <w:t xml:space="preserve"> </w:t>
-      </w:r>
+      </w:pPr>
       <w:r>
         <w:rPr>
           <w:b/>
@@ -467,10 +556,7 @@
           <w:sz w:val="24"/>
           <w:szCs w:val="24"/>
         </w:rPr>
-        <w:t>Framework and Analysis</w:t>
-      </w:r>
-      <w:r>
-        <w:ptab w:relativeTo="margin" w:alignment="right" w:leader="dot"/>
+        <w:t xml:space="preserve">Chapter 3: </w:t>
       </w:r>
       <w:r>
         <w:rPr>
@@ -480,7 +566,13 @@
           <w:sz w:val="24"/>
           <w:szCs w:val="24"/>
         </w:rPr>
-        <w:t>6</w:t>
+        <w:t>Framework and Analysis</w:t>
+      </w:r>
+      <w:r>
+        <w:t xml:space="preserve"> </w:t>
+      </w:r>
+      <w:r>
+        <w:ptab w:relativeTo="margin" w:alignment="right" w:leader="dot"/>
       </w:r>
     </w:p>
     <w:p>
@@ -492,16 +584,10 @@
         <w:rPr>
           <w:color w:val="333333"/>
         </w:rPr>
-        <w:t>3.1 Data Cleaning Process</w:t>
+        <w:t>2.1 Tools and Technologies</w:t>
       </w:r>
       <w:r>
         <w:ptab w:relativeTo="margin" w:alignment="right" w:leader="dot"/>
-      </w:r>
-      <w:r>
-        <w:rPr>
-          <w:color w:val="333333"/>
-        </w:rPr>
-        <w:t>8</w:t>
       </w:r>
     </w:p>
     <w:p>
@@ -513,16 +599,10 @@
         <w:rPr>
           <w:color w:val="333333"/>
         </w:rPr>
-        <w:t>3.2 Python Implementation</w:t>
+        <w:t>2.2 Methodology (Medallion Architecture)</w:t>
       </w:r>
       <w:r>
         <w:ptab w:relativeTo="margin" w:alignment="right" w:leader="dot"/>
-      </w:r>
-      <w:r>
-        <w:rPr>
-          <w:color w:val="333333"/>
-        </w:rPr>
-        <w:t>8</w:t>
       </w:r>
     </w:p>
     <w:p>
@@ -534,21 +614,17 @@
         <w:rPr>
           <w:color w:val="333333"/>
         </w:rPr>
-        <w:t>3.3 Data Transformation Results (Star Schema)</w:t>
+        <w:t>2.3 Analysis Requirements and KPIs</w:t>
       </w:r>
       <w:r>
         <w:ptab w:relativeTo="margin" w:alignment="right" w:leader="dot"/>
       </w:r>
-      <w:r>
-        <w:rPr>
-          <w:color w:val="333333"/>
-        </w:rPr>
-        <w:t>8</w:t>
-      </w:r>
     </w:p>
     <w:p>
       <w:pPr>
         <w:spacing w:after="160"/>
+      </w:pPr>
+      <w:r>
         <w:rPr>
           <w:b/>
           <w:bCs/>
@@ -556,6 +632,63 @@
           <w:sz w:val="24"/>
           <w:szCs w:val="24"/>
         </w:rPr>
+        <w:t>Chapter 4: Design and Visualization</w:t>
+      </w:r>
+      <w:r>
+        <w:ptab w:relativeTo="margin" w:alignment="right" w:leader="dot"/>
+      </w:r>
+    </w:p>
+    <w:p>
+      <w:pPr>
+        <w:spacing w:after="90"/>
+        <w:ind w:left="360"/>
+      </w:pPr>
+      <w:r>
+        <w:rPr>
+          <w:color w:val="333333"/>
+        </w:rPr>
+        <w:t>4.1 Dashboard Design and Layout</w:t>
+      </w:r>
+      <w:r>
+        <w:ptab w:relativeTo="margin" w:alignment="right" w:leader="dot"/>
+      </w:r>
+    </w:p>
+    <w:p>
+      <w:pPr>
+        <w:spacing w:after="90"/>
+        <w:ind w:left="360"/>
+      </w:pPr>
+      <w:r>
+        <w:rPr>
+          <w:color w:val="333333"/>
+        </w:rPr>
+        <w:t>4.2 Power BI Dashboard Implementation</w:t>
+      </w:r>
+      <w:r>
+        <w:ptab w:relativeTo="margin" w:alignment="right" w:leader="dot"/>
+      </w:r>
+    </w:p>
+    <w:p>
+      <w:pPr>
+        <w:spacing w:after="90"/>
+        <w:ind w:left="360"/>
+        <w:rPr>
+          <w:color w:val="333333"/>
+        </w:rPr>
+      </w:pPr>
+      <w:r>
+        <w:rPr>
+          <w:color w:val="333333"/>
+        </w:rPr>
+        <w:t>4.3 Dashboard Insights and Analysis</w:t>
+      </w:r>
+      <w:r>
+        <w:ptab w:relativeTo="margin" w:alignment="right" w:leader="dot"/>
+      </w:r>
+    </w:p>
+    <w:p>
+      <w:pPr>
+        <w:spacing w:after="160"/>
       </w:pPr>
       <w:r>
         <w:rPr>
@@ -565,7 +698,7 @@
           <w:sz w:val="24"/>
           <w:szCs w:val="24"/>
         </w:rPr>
-        <w:t xml:space="preserve">Chapter 3: </w:t>
+        <w:t xml:space="preserve">Chapter </w:t>
       </w:r>
       <w:r>
         <w:rPr>
@@ -575,13 +708,7 @@
           <w:sz w:val="24"/>
           <w:szCs w:val="24"/>
         </w:rPr>
-        <w:t>Framework and Analysis</w:t>
-      </w:r>
-      <w:r>
-        <w:t xml:space="preserve"> </w:t>
-      </w:r>
-      <w:r>
-        <w:ptab w:relativeTo="margin" w:alignment="right" w:leader="dot"/>
+        <w:t>5</w:t>
       </w:r>
       <w:r>
         <w:rPr>
@@ -591,7 +718,10 @@
           <w:sz w:val="24"/>
           <w:szCs w:val="24"/>
         </w:rPr>
-        <w:t>8</w:t>
+        <w:t>: Validation and Future Work</w:t>
+      </w:r>
+      <w:r>
+        <w:ptab w:relativeTo="margin" w:alignment="right" w:leader="dot"/>
       </w:r>
     </w:p>
     <w:p>
@@ -603,16 +733,22 @@
         <w:rPr>
           <w:color w:val="333333"/>
         </w:rPr>
-        <w:t>2.1 Tools and Technologies</w:t>
+        <w:t>5</w:t>
+      </w:r>
+      <w:r>
+        <w:rPr>
+          <w:color w:val="333333"/>
+        </w:rPr>
+        <w:t xml:space="preserve">.1 </w:t>
+      </w:r>
+      <w:r>
+        <w:rPr>
+          <w:color w:val="333333"/>
+        </w:rPr>
+        <w:t>AI Module Overview</w:t>
       </w:r>
       <w:r>
         <w:ptab w:relativeTo="margin" w:alignment="right" w:leader="dot"/>
-      </w:r>
-      <w:r>
-        <w:rPr>
-          <w:color w:val="333333"/>
-        </w:rPr>
-        <w:t>6</w:t>
       </w:r>
     </w:p>
     <w:p>
@@ -624,38 +760,250 @@
         <w:rPr>
           <w:color w:val="333333"/>
         </w:rPr>
-        <w:t>2.2 Methodology (Medallion Architecture)</w:t>
+        <w:t>5</w:t>
+      </w:r>
+      <w:r>
+        <w:rPr>
+          <w:color w:val="333333"/>
+        </w:rPr>
+        <w:t>.2 Extended Analysis and Design Contributions</w:t>
       </w:r>
       <w:r>
         <w:ptab w:relativeTo="margin" w:alignment="right" w:leader="dot"/>
-      </w:r>
-      <w:r>
-        <w:rPr>
-          <w:color w:val="333333"/>
-        </w:rPr>
-        <w:t>6</w:t>
       </w:r>
     </w:p>
     <w:p>
       <w:pPr>
         <w:spacing w:after="90"/>
         <w:ind w:left="360"/>
-      </w:pPr>
-      <w:r>
-        <w:rPr>
-          <w:color w:val="333333"/>
-        </w:rPr>
-        <w:t>2.3 Analysis Requirements and KPIs</w:t>
+        <w:rPr>
+          <w:b/>
+          <w:bCs/>
+          <w:color w:val="333333"/>
+        </w:rPr>
+      </w:pPr>
+      <w:r>
+        <w:rPr>
+          <w:color w:val="333333"/>
+        </w:rPr>
+        <w:t>5</w:t>
+      </w:r>
+      <w:r>
+        <w:rPr>
+          <w:color w:val="333333"/>
+        </w:rPr>
+        <w:t xml:space="preserve">.3 </w:t>
+      </w:r>
+      <w:r>
+        <w:rPr>
+          <w:b/>
+          <w:bCs/>
+          <w:color w:val="333333"/>
+        </w:rPr>
+        <w:t>Explainable AI (</w:t>
+      </w:r>
+      <w:proofErr w:type="spellStart"/>
+      <w:r>
+        <w:rPr>
+          <w:b/>
+          <w:bCs/>
+          <w:color w:val="333333"/>
+        </w:rPr>
+        <w:t>XGBoost</w:t>
+      </w:r>
+      <w:proofErr w:type="spellEnd"/>
+      <w:r>
+        <w:rPr>
+          <w:b/>
+          <w:bCs/>
+          <w:color w:val="333333"/>
+        </w:rPr>
+        <w:t xml:space="preserve"> + SHAP)</w:t>
       </w:r>
       <w:r>
         <w:ptab w:relativeTo="margin" w:alignment="right" w:leader="dot"/>
       </w:r>
+    </w:p>
+    <w:p>
+      <w:pPr>
+        <w:spacing w:after="90"/>
+        <w:ind w:left="360"/>
+      </w:pPr>
+      <w:r>
+        <w:rPr>
+          <w:color w:val="333333"/>
+        </w:rPr>
+        <w:t>5.</w:t>
+      </w:r>
+      <w:r>
+        <w:rPr>
+          <w:color w:val="333333"/>
+        </w:rPr>
+        <w:t>4</w:t>
+      </w:r>
+      <w:r>
+        <w:rPr>
+          <w:color w:val="333333"/>
+        </w:rPr>
+        <w:t xml:space="preserve"> </w:t>
+      </w:r>
+      <w:r>
+        <w:rPr>
+          <w:color w:val="333333"/>
+        </w:rPr>
+        <w:t>Forecasting Future Trends</w:t>
+      </w:r>
+      <w:r>
+        <w:ptab w:relativeTo="margin" w:alignment="right" w:leader="dot"/>
+      </w:r>
+    </w:p>
+    <w:p>
+      <w:pPr>
+        <w:spacing w:after="90"/>
+        <w:ind w:left="360"/>
+      </w:pPr>
+      <w:r>
+        <w:rPr>
+          <w:color w:val="333333"/>
+        </w:rPr>
+        <w:t>5.</w:t>
+      </w:r>
+      <w:r>
+        <w:rPr>
+          <w:color w:val="333333"/>
+        </w:rPr>
+        <w:t>5</w:t>
+      </w:r>
+      <w:r>
+        <w:rPr>
+          <w:color w:val="333333"/>
+        </w:rPr>
+        <w:t xml:space="preserve"> </w:t>
+      </w:r>
+      <w:r>
+        <w:rPr>
+          <w:color w:val="333333"/>
+        </w:rPr>
+        <w:t>User Segmentation</w:t>
+      </w:r>
+      <w:r>
+        <w:ptab w:relativeTo="margin" w:alignment="right" w:leader="dot"/>
+      </w:r>
+    </w:p>
+    <w:p>
+      <w:pPr>
+        <w:spacing w:after="90"/>
+        <w:ind w:left="360"/>
+      </w:pPr>
+      <w:r>
+        <w:rPr>
+          <w:color w:val="333333"/>
+        </w:rPr>
+        <w:t>5.</w:t>
+      </w:r>
+      <w:r>
+        <w:rPr>
+          <w:color w:val="333333"/>
+        </w:rPr>
+        <w:t>6</w:t>
+      </w:r>
+      <w:r>
+        <w:rPr>
+          <w:color w:val="333333"/>
+        </w:rPr>
+        <w:t xml:space="preserve"> </w:t>
+      </w:r>
+      <w:r>
+        <w:rPr>
+          <w:color w:val="333333"/>
+        </w:rPr>
+        <w:t>Anomaly Detection</w:t>
+      </w:r>
+      <w:r>
+        <w:ptab w:relativeTo="margin" w:alignment="right" w:leader="dot"/>
+      </w:r>
+    </w:p>
+    <w:p>
+      <w:pPr>
+        <w:spacing w:after="90"/>
+        <w:ind w:left="360"/>
+      </w:pPr>
+      <w:r>
+        <w:rPr>
+          <w:color w:val="333333"/>
+        </w:rPr>
+        <w:t>5.</w:t>
+      </w:r>
       <w:r>
         <w:rPr>
           <w:color w:val="333333"/>
         </w:rPr>
         <w:t>7</w:t>
       </w:r>
+      <w:r>
+        <w:rPr>
+          <w:color w:val="333333"/>
+        </w:rPr>
+        <w:t xml:space="preserve"> </w:t>
+      </w:r>
+      <w:r>
+        <w:rPr>
+          <w:color w:val="333333"/>
+        </w:rPr>
+        <w:t>Executive Insight Engine</w:t>
+      </w:r>
+      <w:r>
+        <w:ptab w:relativeTo="margin" w:alignment="right" w:leader="dot"/>
+      </w:r>
+    </w:p>
+    <w:p>
+      <w:pPr>
+        <w:spacing w:after="90"/>
+        <w:ind w:left="360"/>
+      </w:pPr>
+      <w:r>
+        <w:rPr>
+          <w:color w:val="333333"/>
+        </w:rPr>
+        <w:t>5.</w:t>
+      </w:r>
+      <w:r>
+        <w:rPr>
+          <w:color w:val="333333"/>
+        </w:rPr>
+        <w:t>8</w:t>
+      </w:r>
+      <w:r>
+        <w:rPr>
+          <w:color w:val="333333"/>
+        </w:rPr>
+        <w:t xml:space="preserve"> </w:t>
+      </w:r>
+      <w:r>
+        <w:rPr>
+          <w:color w:val="333333"/>
+        </w:rPr>
+        <w:t>Business Value</w:t>
+      </w:r>
+      <w:r>
+        <w:ptab w:relativeTo="margin" w:alignment="right" w:leader="dot"/>
+      </w:r>
+    </w:p>
+    <w:p>
+      <w:pPr>
+        <w:spacing w:after="90"/>
+        <w:ind w:left="360"/>
+      </w:pPr>
+    </w:p>
+    <w:p>
+      <w:r>
+        <w:br w:type="page"/>
+      </w:r>
+    </w:p>
+    <w:p>
+      <w:pPr>
+        <w:spacing w:after="90"/>
+      </w:pPr>
     </w:p>
     <w:p>
       <w:pPr>
@@ -669,10 +1017,7 @@
           <w:sz w:val="24"/>
           <w:szCs w:val="24"/>
         </w:rPr>
-        <w:t>Chapter 4: Design and Visualization</w:t>
-      </w:r>
-      <w:r>
-        <w:ptab w:relativeTo="margin" w:alignment="right" w:leader="dot"/>
+        <w:t xml:space="preserve">Chapter </w:t>
       </w:r>
       <w:r>
         <w:rPr>
@@ -682,76 +1027,8 @@
           <w:sz w:val="24"/>
           <w:szCs w:val="24"/>
         </w:rPr>
-        <w:t>10</w:t>
-      </w:r>
-    </w:p>
-    <w:p>
-      <w:pPr>
-        <w:spacing w:after="90"/>
-        <w:ind w:left="360"/>
-      </w:pPr>
-      <w:r>
-        <w:rPr>
-          <w:color w:val="333333"/>
-        </w:rPr>
-        <w:t>4.1 Dashboard Design and Layout</w:t>
-      </w:r>
-      <w:r>
-        <w:ptab w:relativeTo="margin" w:alignment="right" w:leader="dot"/>
-      </w:r>
-      <w:r>
-        <w:rPr>
-          <w:color w:val="333333"/>
-        </w:rPr>
-        <w:t>10</w:t>
-      </w:r>
-    </w:p>
-    <w:p>
-      <w:pPr>
-        <w:spacing w:after="90"/>
-        <w:ind w:left="360"/>
-      </w:pPr>
-      <w:r>
-        <w:rPr>
-          <w:color w:val="333333"/>
-        </w:rPr>
-        <w:t>4.2 Power BI Dashboard Implementation</w:t>
-      </w:r>
-      <w:r>
-        <w:ptab w:relativeTo="margin" w:alignment="right" w:leader="dot"/>
-      </w:r>
-      <w:r>
-        <w:rPr>
-          <w:color w:val="333333"/>
-        </w:rPr>
-        <w:t>10</w:t>
-      </w:r>
-    </w:p>
-    <w:p>
-      <w:pPr>
-        <w:spacing w:after="90"/>
-        <w:ind w:left="360"/>
-      </w:pPr>
-      <w:r>
-        <w:rPr>
-          <w:color w:val="333333"/>
-        </w:rPr>
-        <w:t>4.3 Dashboard Insights and Analysis</w:t>
-      </w:r>
-      <w:r>
-        <w:ptab w:relativeTo="margin" w:alignment="right" w:leader="dot"/>
-      </w:r>
-      <w:r>
-        <w:rPr>
-          <w:color w:val="333333"/>
-        </w:rPr>
-        <w:t>10</w:t>
-      </w:r>
-    </w:p>
-    <w:p>
-      <w:pPr>
-        <w:spacing w:after="160"/>
-      </w:pPr>
+        <w:t>6</w:t>
+      </w:r>
       <w:r>
         <w:rPr>
           <w:b/>
@@ -760,20 +1037,10 @@
           <w:sz w:val="24"/>
           <w:szCs w:val="24"/>
         </w:rPr>
-        <w:t>Chapter 5: Validation and Future Work</w:t>
+        <w:t>: Validation and Future Work</w:t>
       </w:r>
       <w:r>
         <w:ptab w:relativeTo="margin" w:alignment="right" w:leader="dot"/>
-      </w:r>
-      <w:r>
-        <w:rPr>
-          <w:b/>
-          <w:bCs/>
-          <w:color w:val="047954"/>
-          <w:sz w:val="24"/>
-          <w:szCs w:val="24"/>
-        </w:rPr>
-        <w:t>13</w:t>
       </w:r>
     </w:p>
     <w:p>
@@ -785,16 +1052,16 @@
         <w:rPr>
           <w:color w:val="333333"/>
         </w:rPr>
-        <w:t>5.1 Data Validation and Testing</w:t>
+        <w:t>6</w:t>
+      </w:r>
+      <w:r>
+        <w:rPr>
+          <w:color w:val="333333"/>
+        </w:rPr>
+        <w:t>.1 Data Validation and Testing</w:t>
       </w:r>
       <w:r>
         <w:ptab w:relativeTo="margin" w:alignment="right" w:leader="dot"/>
-      </w:r>
-      <w:r>
-        <w:rPr>
-          <w:color w:val="333333"/>
-        </w:rPr>
-        <w:t>13</w:t>
       </w:r>
     </w:p>
     <w:p>
@@ -806,16 +1073,16 @@
         <w:rPr>
           <w:color w:val="333333"/>
         </w:rPr>
-        <w:t>5.2 Extended Analysis and Design Contributions</w:t>
+        <w:t>6</w:t>
+      </w:r>
+      <w:r>
+        <w:rPr>
+          <w:color w:val="333333"/>
+        </w:rPr>
+        <w:t>.2 Extended Analysis and Design Contributions</w:t>
       </w:r>
       <w:r>
         <w:ptab w:relativeTo="margin" w:alignment="right" w:leader="dot"/>
-      </w:r>
-      <w:r>
-        <w:rPr>
-          <w:color w:val="333333"/>
-        </w:rPr>
-        <w:t>13</w:t>
       </w:r>
     </w:p>
     <w:p>
@@ -827,16 +1094,16 @@
         <w:rPr>
           <w:color w:val="333333"/>
         </w:rPr>
-        <w:t>5.3 Conclusion</w:t>
+        <w:t>6</w:t>
+      </w:r>
+      <w:r>
+        <w:rPr>
+          <w:color w:val="333333"/>
+        </w:rPr>
+        <w:t>.3 Conclusion</w:t>
       </w:r>
       <w:r>
         <w:ptab w:relativeTo="margin" w:alignment="right" w:leader="dot"/>
-      </w:r>
-      <w:r>
-        <w:rPr>
-          <w:color w:val="333333"/>
-        </w:rPr>
-        <w:t>13</w:t>
       </w:r>
     </w:p>
     <w:p>
@@ -869,7 +1136,21 @@
         <w:rPr>
           <w:color w:val="333333"/>
         </w:rPr>
-        <w:t>Social media has become the first place a crisis is reported – and the first place misinformation about it spreads. Large streams of posts provide valuable early signals, but raw social data is noisy, inconsistent, and impossible to monitor manually at scale.</w:t>
+        <w:t xml:space="preserve">Social media has become the first place a crisis is reported – and the </w:t>
+      </w:r>
+      <w:proofErr w:type="gramStart"/>
+      <w:r>
+        <w:rPr>
+          <w:color w:val="333333"/>
+        </w:rPr>
+        <w:t>first place</w:t>
+      </w:r>
+      <w:proofErr w:type="gramEnd"/>
+      <w:r>
+        <w:rPr>
+          <w:color w:val="333333"/>
+        </w:rPr>
+        <w:t xml:space="preserve"> misinformation about it spreads. Large streams of posts provide valuable early signals, but raw social data is noisy, inconsistent, and impossible to monitor manually at scale.</w:t>
       </w:r>
     </w:p>
     <w:p>
@@ -1070,7 +1351,23 @@
       </w:pPr>
       <w:r>
         <w:lastRenderedPageBreak/>
-        <w:t>Post metadata: post_id, platform, timestamp, source_type (user, influencer, bot, news outlet).</w:t>
+        <w:t xml:space="preserve">Post metadata: </w:t>
+      </w:r>
+      <w:proofErr w:type="spellStart"/>
+      <w:r>
+        <w:t>post_id</w:t>
+      </w:r>
+      <w:proofErr w:type="spellEnd"/>
+      <w:r>
+        <w:t xml:space="preserve">, platform, timestamp, </w:t>
+      </w:r>
+      <w:proofErr w:type="spellStart"/>
+      <w:r>
+        <w:t>source_type</w:t>
+      </w:r>
+      <w:proofErr w:type="spellEnd"/>
+      <w:r>
+        <w:t xml:space="preserve"> (user, influencer, bot, news outlet).</w:t>
       </w:r>
     </w:p>
     <w:p>
@@ -1083,7 +1380,31 @@
         <w:spacing w:after="100" w:line="280" w:lineRule="auto"/>
       </w:pPr>
       <w:r>
-        <w:t>Content classification: crisis_phase, topic, stance_label, claim_type.</w:t>
+        <w:t xml:space="preserve">Content classification: </w:t>
+      </w:r>
+      <w:proofErr w:type="spellStart"/>
+      <w:r>
+        <w:t>crisis_phase</w:t>
+      </w:r>
+      <w:proofErr w:type="spellEnd"/>
+      <w:r>
+        <w:t xml:space="preserve">, topic, </w:t>
+      </w:r>
+      <w:proofErr w:type="spellStart"/>
+      <w:r>
+        <w:t>stance_label</w:t>
+      </w:r>
+      <w:proofErr w:type="spellEnd"/>
+      <w:r>
+        <w:t xml:space="preserve">, </w:t>
+      </w:r>
+      <w:proofErr w:type="spellStart"/>
+      <w:r>
+        <w:t>claim_type</w:t>
+      </w:r>
+      <w:proofErr w:type="spellEnd"/>
+      <w:r>
+        <w:t>.</w:t>
       </w:r>
     </w:p>
     <w:p>
@@ -1096,7 +1417,23 @@
         <w:spacing w:after="100" w:line="280" w:lineRule="auto"/>
       </w:pPr>
       <w:r>
-        <w:t>Sentiment and emotion: sentiment_label, sentiment_score, emotion.</w:t>
+        <w:t xml:space="preserve">Sentiment and emotion: </w:t>
+      </w:r>
+      <w:proofErr w:type="spellStart"/>
+      <w:r>
+        <w:t>sentiment_label</w:t>
+      </w:r>
+      <w:proofErr w:type="spellEnd"/>
+      <w:r>
+        <w:t xml:space="preserve">, </w:t>
+      </w:r>
+      <w:proofErr w:type="spellStart"/>
+      <w:r>
+        <w:t>sentiment_score</w:t>
+      </w:r>
+      <w:proofErr w:type="spellEnd"/>
+      <w:r>
+        <w:t>, emotion.</w:t>
       </w:r>
     </w:p>
     <w:p>
@@ -1109,7 +1446,39 @@
         <w:spacing w:after="100" w:line="280" w:lineRule="auto"/>
       </w:pPr>
       <w:r>
-        <w:t>Author signals: follower_count, following_count, account_age_days, verified_flag.</w:t>
+        <w:t xml:space="preserve">Author signals: </w:t>
+      </w:r>
+      <w:proofErr w:type="spellStart"/>
+      <w:r>
+        <w:t>follower_count</w:t>
+      </w:r>
+      <w:proofErr w:type="spellEnd"/>
+      <w:r>
+        <w:t xml:space="preserve">, </w:t>
+      </w:r>
+      <w:proofErr w:type="spellStart"/>
+      <w:r>
+        <w:t>following_count</w:t>
+      </w:r>
+      <w:proofErr w:type="spellEnd"/>
+      <w:r>
+        <w:t xml:space="preserve">, </w:t>
+      </w:r>
+      <w:proofErr w:type="spellStart"/>
+      <w:r>
+        <w:t>account_age_days</w:t>
+      </w:r>
+      <w:proofErr w:type="spellEnd"/>
+      <w:r>
+        <w:t xml:space="preserve">, </w:t>
+      </w:r>
+      <w:proofErr w:type="spellStart"/>
+      <w:r>
+        <w:t>verified_flag</w:t>
+      </w:r>
+      <w:proofErr w:type="spellEnd"/>
+      <w:r>
+        <w:t>.</w:t>
       </w:r>
     </w:p>
     <w:p>
@@ -1122,7 +1491,31 @@
         <w:spacing w:after="100" w:line="280" w:lineRule="auto"/>
       </w:pPr>
       <w:r>
-        <w:t>Engagement metrics: likes, shares, comments, impressions_estimate, reach_estimate, engagement_velocity.</w:t>
+        <w:t xml:space="preserve">Engagement metrics: likes, shares, comments, </w:t>
+      </w:r>
+      <w:proofErr w:type="spellStart"/>
+      <w:r>
+        <w:t>impressions_estimate</w:t>
+      </w:r>
+      <w:proofErr w:type="spellEnd"/>
+      <w:r>
+        <w:t xml:space="preserve">, </w:t>
+      </w:r>
+      <w:proofErr w:type="spellStart"/>
+      <w:r>
+        <w:t>reach_estimate</w:t>
+      </w:r>
+      <w:proofErr w:type="spellEnd"/>
+      <w:r>
+        <w:t xml:space="preserve">, </w:t>
+      </w:r>
+      <w:proofErr w:type="spellStart"/>
+      <w:r>
+        <w:t>engagement_velocity</w:t>
+      </w:r>
+      <w:proofErr w:type="spellEnd"/>
+      <w:r>
+        <w:t>.</w:t>
       </w:r>
     </w:p>
     <w:p>
@@ -1135,7 +1528,47 @@
         <w:spacing w:after="100" w:line="280" w:lineRule="auto"/>
       </w:pPr>
       <w:r>
-        <w:t>Risk scores: misinformation_probability, credibility_score, uncertainty_index, subjectivity_score, toxicity_score.</w:t>
+        <w:t xml:space="preserve">Risk scores: </w:t>
+      </w:r>
+      <w:proofErr w:type="spellStart"/>
+      <w:r>
+        <w:t>misinformation_probability</w:t>
+      </w:r>
+      <w:proofErr w:type="spellEnd"/>
+      <w:r>
+        <w:t xml:space="preserve">, </w:t>
+      </w:r>
+      <w:proofErr w:type="spellStart"/>
+      <w:r>
+        <w:t>credibility_score</w:t>
+      </w:r>
+      <w:proofErr w:type="spellEnd"/>
+      <w:r>
+        <w:t xml:space="preserve">, </w:t>
+      </w:r>
+      <w:proofErr w:type="spellStart"/>
+      <w:r>
+        <w:t>uncertainty_index</w:t>
+      </w:r>
+      <w:proofErr w:type="spellEnd"/>
+      <w:r>
+        <w:t xml:space="preserve">, </w:t>
+      </w:r>
+      <w:proofErr w:type="spellStart"/>
+      <w:r>
+        <w:t>subjectivity_score</w:t>
+      </w:r>
+      <w:proofErr w:type="spellEnd"/>
+      <w:r>
+        <w:t xml:space="preserve">, </w:t>
+      </w:r>
+      <w:proofErr w:type="spellStart"/>
+      <w:r>
+        <w:t>toxicity_score</w:t>
+      </w:r>
+      <w:proofErr w:type="spellEnd"/>
+      <w:r>
+        <w:t>.</w:t>
       </w:r>
     </w:p>
     <w:p>
@@ -1148,7 +1581,31 @@
         <w:spacing w:after="100" w:line="280" w:lineRule="auto"/>
       </w:pPr>
       <w:r>
-        <w:t>Diffusion fields: is_share, parent_post_id, cascade_depth.</w:t>
+        <w:t xml:space="preserve">Diffusion fields: </w:t>
+      </w:r>
+      <w:proofErr w:type="spellStart"/>
+      <w:r>
+        <w:t>is_share</w:t>
+      </w:r>
+      <w:proofErr w:type="spellEnd"/>
+      <w:r>
+        <w:t xml:space="preserve">, </w:t>
+      </w:r>
+      <w:proofErr w:type="spellStart"/>
+      <w:r>
+        <w:t>parent_post_id</w:t>
+      </w:r>
+      <w:proofErr w:type="spellEnd"/>
+      <w:r>
+        <w:t xml:space="preserve">, </w:t>
+      </w:r>
+      <w:proofErr w:type="spellStart"/>
+      <w:r>
+        <w:t>cascade_depth</w:t>
+      </w:r>
+      <w:proofErr w:type="spellEnd"/>
+      <w:r>
+        <w:t>.</w:t>
       </w:r>
     </w:p>
     <w:p>
@@ -1159,7 +1616,21 @@
         <w:rPr>
           <w:color w:val="333333"/>
         </w:rPr>
-        <w:t>The dataset also has a skewed sentiment distribution – 22,249 negative, 18,481 neutral, and 9,270 positive posts – reflecting how real crisis conversation tends to lean negative, and a single value for region (“global”) and language (“english”), which the team notes as a limitation on geographic and multilingual analysis (see Section 3.3).</w:t>
+        <w:t>The dataset also has a skewed sentiment distribution – 22,249 negative, 18,481 neutral, and 9,270 positive posts – reflecting how real crisis conversation tends to lean negative, and a single value for region (“global”) and language (“</w:t>
+      </w:r>
+      <w:proofErr w:type="spellStart"/>
+      <w:r>
+        <w:rPr>
+          <w:color w:val="333333"/>
+        </w:rPr>
+        <w:t>english</w:t>
+      </w:r>
+      <w:proofErr w:type="spellEnd"/>
+      <w:r>
+        <w:rPr>
+          <w:color w:val="333333"/>
+        </w:rPr>
+        <w:t>”), which the team notes as a limitation on geographic and multilingual analysis (see Section 3.3).</w:t>
       </w:r>
     </w:p>
     <w:p>
@@ -1191,7 +1662,15 @@
         <w:spacing w:after="100" w:line="280" w:lineRule="auto"/>
       </w:pPr>
       <w:r>
-        <w:t>Omar Khaled (Data Analytics Specialist) – built the entire Medallion Architecture pipeline end-to-end (Bronze, Silver, and Gold layers) and designed the full 5-page Power BI dashboard with all DAX measures.</w:t>
+        <w:t xml:space="preserve">Omar Khaled (Data Analytics Specialist) – built the entire Medallion Architecture pipeline end-to-end (Bronze, Silver, and </w:t>
+      </w:r>
+      <w:proofErr w:type="gramStart"/>
+      <w:r>
+        <w:t>Gold</w:t>
+      </w:r>
+      <w:proofErr w:type="gramEnd"/>
+      <w:r>
+        <w:t xml:space="preserve"> layers) and designed the full 5-page Power BI dashboard with all DAX measures.</w:t>
       </w:r>
     </w:p>
     <w:p>
@@ -1210,7 +1689,15 @@
         <w:t>a</w:t>
       </w:r>
       <w:r>
-        <w:t>lrahman Maher (Data Analytics Specialist) – led the Exploratory Data Analysis (EDA), and developed an early AI model to estimate misinformation risk from the Gold-layer features.</w:t>
+        <w:t>lrahman Maher (Data Analytics Specialist) – led the Exploratory Data Analysis (EDA</w:t>
+      </w:r>
+      <w:proofErr w:type="gramStart"/>
+      <w:r>
+        <w:t>), and</w:t>
+      </w:r>
+      <w:proofErr w:type="gramEnd"/>
+      <w:r>
+        <w:t xml:space="preserve"> developed an early AI model to estimate misinformation risk from the Gold-layer features.</w:t>
       </w:r>
     </w:p>
     <w:p>
@@ -1222,8 +1709,13 @@
         </w:numPr>
         <w:spacing w:after="100" w:line="280" w:lineRule="auto"/>
       </w:pPr>
-      <w:r>
-        <w:t>Refka Maged (UI/UX Designer) – designed the visual and user experience layer using Figma, building wireframes and mockups that shaped the layout, color system, and navigation flow of the final dashboard.</w:t>
+      <w:proofErr w:type="spellStart"/>
+      <w:r>
+        <w:t>Refka</w:t>
+      </w:r>
+      <w:proofErr w:type="spellEnd"/>
+      <w:r>
+        <w:t xml:space="preserve"> Maged (UI/UX Designer) – designed the visual and user experience layer using Figma, building wireframes and mockups that shaped the layout, color system, and navigation flow of the final dashboard.</w:t>
       </w:r>
     </w:p>
     <w:p>
@@ -1294,7 +1786,15 @@
         <w:spacing w:after="100" w:line="280" w:lineRule="auto"/>
       </w:pPr>
       <w:r>
-        <w:t>Imputed the 39,121 missing parent_post_id values for original posts that are not shares.</w:t>
+        <w:t xml:space="preserve">Imputed the 39,121 missing </w:t>
+      </w:r>
+      <w:proofErr w:type="spellStart"/>
+      <w:r>
+        <w:t>parent_post_id</w:t>
+      </w:r>
+      <w:proofErr w:type="spellEnd"/>
+      <w:r>
+        <w:t xml:space="preserve"> values for original posts that are not shares.</w:t>
       </w:r>
     </w:p>
     <w:p>
@@ -1355,7 +1855,49 @@
         <w:rPr>
           <w:color w:val="333333"/>
         </w:rPr>
-        <w:t>The implementation was split across three notebooks – Bronze.ipynb, Silver.ipynb, and Gold_Layer.ipynb – each documented with Markdown cells explaining its role in the pipeline. Pandas handled the heavy lifting: reading the CSV, applying transformations, de-duplicating dimension values, and merging keys back onto the fact table.</w:t>
+        <w:t xml:space="preserve">The implementation was split across three notebooks – </w:t>
+      </w:r>
+      <w:proofErr w:type="spellStart"/>
+      <w:r>
+        <w:rPr>
+          <w:color w:val="333333"/>
+        </w:rPr>
+        <w:t>Bronze.ipynb</w:t>
+      </w:r>
+      <w:proofErr w:type="spellEnd"/>
+      <w:r>
+        <w:rPr>
+          <w:color w:val="333333"/>
+        </w:rPr>
+        <w:t xml:space="preserve">, </w:t>
+      </w:r>
+      <w:proofErr w:type="spellStart"/>
+      <w:r>
+        <w:rPr>
+          <w:color w:val="333333"/>
+        </w:rPr>
+        <w:t>Silver.ipynb</w:t>
+      </w:r>
+      <w:proofErr w:type="spellEnd"/>
+      <w:r>
+        <w:rPr>
+          <w:color w:val="333333"/>
+        </w:rPr>
+        <w:t xml:space="preserve">, and </w:t>
+      </w:r>
+      <w:proofErr w:type="spellStart"/>
+      <w:r>
+        <w:rPr>
+          <w:color w:val="333333"/>
+        </w:rPr>
+        <w:t>Gold_Layer.ipynb</w:t>
+      </w:r>
+      <w:proofErr w:type="spellEnd"/>
+      <w:r>
+        <w:rPr>
+          <w:color w:val="333333"/>
+        </w:rPr>
+        <w:t xml:space="preserve"> – each documented with Markdown cells explaining its role in the pipeline. Pandas handled the heavy lifting: reading the CSV, applying transformations, de-duplicating dimension values, and merging keys back onto the fact table.</w:t>
       </w:r>
     </w:p>
     <w:p>
@@ -1377,7 +1919,35 @@
         <w:rPr>
           <w:color w:val="333333"/>
         </w:rPr>
-        <w:t>The Gold layer models the cleaned data into a Star Schema: one fact table, fact_posts, capturing 25 measures per post (sentiment, engagement, credibility, toxicity, cascade depth, and more), linked to nine dimension tables:</w:t>
+        <w:t xml:space="preserve">The Gold layer models the cleaned data into a Star Schema: one fact table, </w:t>
+      </w:r>
+      <w:proofErr w:type="spellStart"/>
+      <w:r>
+        <w:rPr>
+          <w:color w:val="333333"/>
+        </w:rPr>
+        <w:t>fact_posts</w:t>
+      </w:r>
+      <w:proofErr w:type="spellEnd"/>
+      <w:r>
+        <w:rPr>
+          <w:color w:val="333333"/>
+        </w:rPr>
+        <w:t xml:space="preserve">, capturing 25 measures per post (sentiment, engagement, credibility, toxicity, cascade depth, and more), linked to </w:t>
+      </w:r>
+      <w:proofErr w:type="gramStart"/>
+      <w:r>
+        <w:rPr>
+          <w:color w:val="333333"/>
+        </w:rPr>
+        <w:t>nine dimension</w:t>
+      </w:r>
+      <w:proofErr w:type="gramEnd"/>
+      <w:r>
+        <w:rPr>
+          <w:color w:val="333333"/>
+        </w:rPr>
+        <w:t xml:space="preserve"> tables:</w:t>
       </w:r>
     </w:p>
     <w:p>
@@ -1389,9 +1959,51 @@
         </w:numPr>
         <w:spacing w:after="100" w:line="280" w:lineRule="auto"/>
       </w:pPr>
-      <w:r>
-        <w:t>dim_users – follower_count, following_count, account_age_days, verified_flag, source_type</w:t>
-      </w:r>
+      <w:proofErr w:type="spellStart"/>
+      <w:r>
+        <w:t>dim_users</w:t>
+      </w:r>
+      <w:proofErr w:type="spellEnd"/>
+      <w:r>
+        <w:t xml:space="preserve"> – </w:t>
+      </w:r>
+      <w:proofErr w:type="spellStart"/>
+      <w:r>
+        <w:t>follower_count</w:t>
+      </w:r>
+      <w:proofErr w:type="spellEnd"/>
+      <w:r>
+        <w:t xml:space="preserve">, </w:t>
+      </w:r>
+      <w:proofErr w:type="spellStart"/>
+      <w:r>
+        <w:t>following_count</w:t>
+      </w:r>
+      <w:proofErr w:type="spellEnd"/>
+      <w:r>
+        <w:t xml:space="preserve">, </w:t>
+      </w:r>
+      <w:proofErr w:type="spellStart"/>
+      <w:r>
+        <w:t>account_age_days</w:t>
+      </w:r>
+      <w:proofErr w:type="spellEnd"/>
+      <w:r>
+        <w:t xml:space="preserve">, </w:t>
+      </w:r>
+      <w:proofErr w:type="spellStart"/>
+      <w:r>
+        <w:t>verified_flag</w:t>
+      </w:r>
+      <w:proofErr w:type="spellEnd"/>
+      <w:r>
+        <w:t xml:space="preserve">, </w:t>
+      </w:r>
+      <w:proofErr w:type="spellStart"/>
+      <w:r>
+        <w:t>source_type</w:t>
+      </w:r>
+      <w:proofErr w:type="spellEnd"/>
     </w:p>
     <w:p>
       <w:pPr>
@@ -1402,9 +2014,19 @@
         </w:numPr>
         <w:spacing w:after="100" w:line="280" w:lineRule="auto"/>
       </w:pPr>
-      <w:r>
-        <w:t>dim_platform – twitter, reddit, facebook</w:t>
-      </w:r>
+      <w:proofErr w:type="spellStart"/>
+      <w:r>
+        <w:t>dim_platform</w:t>
+      </w:r>
+      <w:proofErr w:type="spellEnd"/>
+      <w:r>
+        <w:t xml:space="preserve"> – twitter, reddit, </w:t>
+      </w:r>
+      <w:proofErr w:type="spellStart"/>
+      <w:r>
+        <w:t>facebook</w:t>
+      </w:r>
+      <w:proofErr w:type="spellEnd"/>
     </w:p>
     <w:p>
       <w:pPr>
@@ -1415,8 +2037,13 @@
         </w:numPr>
         <w:spacing w:after="100" w:line="280" w:lineRule="auto"/>
       </w:pPr>
-      <w:r>
-        <w:t>dim_time – year, month, day</w:t>
+      <w:proofErr w:type="spellStart"/>
+      <w:r>
+        <w:t>dim_time</w:t>
+      </w:r>
+      <w:proofErr w:type="spellEnd"/>
+      <w:r>
+        <w:t xml:space="preserve"> – year, month, day</w:t>
       </w:r>
     </w:p>
     <w:p>
@@ -1428,8 +2055,13 @@
         </w:numPr>
         <w:spacing w:after="100" w:line="280" w:lineRule="auto"/>
       </w:pPr>
-      <w:r>
-        <w:t>dim_topic – 7 topic categories (e.g. rumor circulation, service disruption)</w:t>
+      <w:proofErr w:type="spellStart"/>
+      <w:r>
+        <w:t>dim_topic</w:t>
+      </w:r>
+      <w:proofErr w:type="spellEnd"/>
+      <w:r>
+        <w:t xml:space="preserve"> – 7 topic categories (e.g. rumor circulation, service disruption)</w:t>
       </w:r>
     </w:p>
     <w:p>
@@ -1441,8 +2073,13 @@
         </w:numPr>
         <w:spacing w:after="100" w:line="280" w:lineRule="auto"/>
       </w:pPr>
-      <w:r>
-        <w:t>dim_region – currently a single value (“global”)</w:t>
+      <w:proofErr w:type="spellStart"/>
+      <w:r>
+        <w:t>dim_region</w:t>
+      </w:r>
+      <w:proofErr w:type="spellEnd"/>
+      <w:r>
+        <w:t xml:space="preserve"> – currently a single value (“global”)</w:t>
       </w:r>
     </w:p>
     <w:p>
@@ -1454,8 +2091,13 @@
         </w:numPr>
         <w:spacing w:after="100" w:line="280" w:lineRule="auto"/>
       </w:pPr>
-      <w:r>
-        <w:t>dim_sentiment – negative, neutral, positive</w:t>
+      <w:proofErr w:type="spellStart"/>
+      <w:r>
+        <w:t>dim_sentiment</w:t>
+      </w:r>
+      <w:proofErr w:type="spellEnd"/>
+      <w:r>
+        <w:t xml:space="preserve"> – negative, neutral, positive</w:t>
       </w:r>
     </w:p>
     <w:p>
@@ -1467,8 +2109,13 @@
         </w:numPr>
         <w:spacing w:after="100" w:line="280" w:lineRule="auto"/>
       </w:pPr>
-      <w:r>
-        <w:t>dim_emotion – fear, trust, frustration, confusion, relief, anger</w:t>
+      <w:proofErr w:type="spellStart"/>
+      <w:r>
+        <w:t>dim_emotion</w:t>
+      </w:r>
+      <w:proofErr w:type="spellEnd"/>
+      <w:r>
+        <w:t xml:space="preserve"> – fear, trust, frustration, confusion, relief, anger</w:t>
       </w:r>
     </w:p>
     <w:p>
@@ -1480,8 +2127,21 @@
         </w:numPr>
         <w:spacing w:after="100" w:line="280" w:lineRule="auto"/>
       </w:pPr>
-      <w:r>
-        <w:t>dim_language – currently a single value (“english”)</w:t>
+      <w:proofErr w:type="spellStart"/>
+      <w:r>
+        <w:t>dim_language</w:t>
+      </w:r>
+      <w:proofErr w:type="spellEnd"/>
+      <w:r>
+        <w:t xml:space="preserve"> – currently a single value (“</w:t>
+      </w:r>
+      <w:proofErr w:type="spellStart"/>
+      <w:r>
+        <w:t>english</w:t>
+      </w:r>
+      <w:proofErr w:type="spellEnd"/>
+      <w:r>
+        <w:t>”)</w:t>
       </w:r>
     </w:p>
     <w:p>
@@ -1493,8 +2153,13 @@
         </w:numPr>
         <w:spacing w:after="100" w:line="280" w:lineRule="auto"/>
       </w:pPr>
-      <w:r>
-        <w:t>dim_crisis – pre-crisis, escalation, response, peak, recovery</w:t>
+      <w:proofErr w:type="spellStart"/>
+      <w:r>
+        <w:t>dim_crisis</w:t>
+      </w:r>
+      <w:proofErr w:type="spellEnd"/>
+      <w:r>
+        <w:t xml:space="preserve"> – pre-crisis, escalation, response, peak, recovery</w:t>
       </w:r>
     </w:p>
     <w:p>
@@ -1560,7 +2225,51 @@
           <w:sz w:val="20"/>
           <w:szCs w:val="20"/>
         </w:rPr>
-        <w:t>Figure 3.1 – Star Schema: fact_posts linked to its nine dimension tables.</w:t>
+        <w:t xml:space="preserve">Figure 3.1 – Star Schema: </w:t>
+      </w:r>
+      <w:proofErr w:type="spellStart"/>
+      <w:r>
+        <w:rPr>
+          <w:i/>
+          <w:iCs/>
+          <w:color w:val="595959"/>
+          <w:sz w:val="20"/>
+          <w:szCs w:val="20"/>
+        </w:rPr>
+        <w:t>fact_posts</w:t>
+      </w:r>
+      <w:proofErr w:type="spellEnd"/>
+      <w:r>
+        <w:rPr>
+          <w:i/>
+          <w:iCs/>
+          <w:color w:val="595959"/>
+          <w:sz w:val="20"/>
+          <w:szCs w:val="20"/>
+        </w:rPr>
+        <w:t xml:space="preserve"> linked to its </w:t>
+      </w:r>
+      <w:proofErr w:type="gramStart"/>
+      <w:r>
+        <w:rPr>
+          <w:i/>
+          <w:iCs/>
+          <w:color w:val="595959"/>
+          <w:sz w:val="20"/>
+          <w:szCs w:val="20"/>
+        </w:rPr>
+        <w:t>nine dimension</w:t>
+      </w:r>
+      <w:proofErr w:type="gramEnd"/>
+      <w:r>
+        <w:rPr>
+          <w:i/>
+          <w:iCs/>
+          <w:color w:val="595959"/>
+          <w:sz w:val="20"/>
+          <w:szCs w:val="20"/>
+        </w:rPr>
+        <w:t xml:space="preserve"> tables.</w:t>
       </w:r>
     </w:p>
     <w:p>
@@ -1571,7 +2280,49 @@
         <w:rPr>
           <w:color w:val="333333"/>
         </w:rPr>
-        <w:t>Because dim_region and dim_language each contain only one distinct value in the current dataset, geographic and multilingual breakdowns are not meaningful yet; this is noted as a dataset limitation rather than a modeling error, and flagged as an area for a richer dataset in future iterations.</w:t>
+        <w:t xml:space="preserve">Because </w:t>
+      </w:r>
+      <w:proofErr w:type="spellStart"/>
+      <w:r>
+        <w:rPr>
+          <w:color w:val="333333"/>
+        </w:rPr>
+        <w:t>dim_region</w:t>
+      </w:r>
+      <w:proofErr w:type="spellEnd"/>
+      <w:r>
+        <w:rPr>
+          <w:color w:val="333333"/>
+        </w:rPr>
+        <w:t xml:space="preserve"> and </w:t>
+      </w:r>
+      <w:proofErr w:type="spellStart"/>
+      <w:r>
+        <w:rPr>
+          <w:color w:val="333333"/>
+        </w:rPr>
+        <w:t>dim_language</w:t>
+      </w:r>
+      <w:proofErr w:type="spellEnd"/>
+      <w:r>
+        <w:rPr>
+          <w:color w:val="333333"/>
+        </w:rPr>
+        <w:t xml:space="preserve"> each contain only one distinct value in the current dataset, geographic and multilingual breakdowns are not meaningful yet; this is noted as a dataset limitation rather than a modeling </w:t>
+      </w:r>
+      <w:proofErr w:type="gramStart"/>
+      <w:r>
+        <w:rPr>
+          <w:color w:val="333333"/>
+        </w:rPr>
+        <w:t>error, and</w:t>
+      </w:r>
+      <w:proofErr w:type="gramEnd"/>
+      <w:r>
+        <w:rPr>
+          <w:color w:val="333333"/>
+        </w:rPr>
+        <w:t xml:space="preserve"> flagged as an area for a richer dataset in future iterations.</w:t>
       </w:r>
     </w:p>
     <w:p>
@@ -1767,7 +2518,21 @@
           <w:color w:val="333333"/>
         </w:rPr>
         <w:lastRenderedPageBreak/>
-        <w:t>The original data.csv is loaded exactly as provided. The notebook inspects the schema, previews records, and profiles numeric columns with describe() to identify the cleaning work needed downstream – without modifying the source data.</w:t>
+        <w:t xml:space="preserve">The original data.csv is loaded exactly as provided. The notebook inspects the schema, previews records, and profiles numeric columns with </w:t>
+      </w:r>
+      <w:proofErr w:type="gramStart"/>
+      <w:r>
+        <w:rPr>
+          <w:color w:val="333333"/>
+        </w:rPr>
+        <w:t>describe(</w:t>
+      </w:r>
+      <w:proofErr w:type="gramEnd"/>
+      <w:r>
+        <w:rPr>
+          <w:color w:val="333333"/>
+        </w:rPr>
+        <w:t>) to identify the cleaning work needed downstream – without modifying the source data.</w:t>
       </w:r>
     </w:p>
     <w:p>
@@ -1786,7 +2551,21 @@
         <w:rPr>
           <w:color w:val="333333"/>
         </w:rPr>
-        <w:t>The Silver notebook standardizes column names, splits the timestamp field into year, month, and day, and imputes the 39,121 missing parent_post_id values (original, non-share posts) with a placeholder value, bringing the dataset to zero missing values with no duplicate rows found.</w:t>
+        <w:t xml:space="preserve">The Silver notebook standardizes column names, splits the timestamp field into year, month, and day, and imputes the 39,121 missing </w:t>
+      </w:r>
+      <w:proofErr w:type="spellStart"/>
+      <w:r>
+        <w:rPr>
+          <w:color w:val="333333"/>
+        </w:rPr>
+        <w:t>parent_post_id</w:t>
+      </w:r>
+      <w:proofErr w:type="spellEnd"/>
+      <w:r>
+        <w:rPr>
+          <w:color w:val="333333"/>
+        </w:rPr>
+        <w:t xml:space="preserve"> values (original, non-share posts) with a placeholder value, bringing the dataset to zero missing values with no duplicate rows found.</w:t>
       </w:r>
     </w:p>
     <w:p>
@@ -1805,7 +2584,35 @@
         <w:rPr>
           <w:color w:val="333333"/>
         </w:rPr>
-        <w:t>The Gold notebook builds the analytical model: one fact table (fact_posts) and nine dimension tables, ready to feed Power BI directly.</w:t>
+        <w:t>The Gold notebook builds the analytical model: one fact table (</w:t>
+      </w:r>
+      <w:proofErr w:type="spellStart"/>
+      <w:r>
+        <w:rPr>
+          <w:color w:val="333333"/>
+        </w:rPr>
+        <w:t>fact_posts</w:t>
+      </w:r>
+      <w:proofErr w:type="spellEnd"/>
+      <w:r>
+        <w:rPr>
+          <w:color w:val="333333"/>
+        </w:rPr>
+        <w:t xml:space="preserve">) and </w:t>
+      </w:r>
+      <w:proofErr w:type="gramStart"/>
+      <w:r>
+        <w:rPr>
+          <w:color w:val="333333"/>
+        </w:rPr>
+        <w:t>nine dimension</w:t>
+      </w:r>
+      <w:proofErr w:type="gramEnd"/>
+      <w:r>
+        <w:rPr>
+          <w:color w:val="333333"/>
+        </w:rPr>
+        <w:t xml:space="preserve"> tables, ready to feed Power BI directly.</w:t>
       </w:r>
     </w:p>
     <w:p>
@@ -1875,7 +2682,29 @@
           <w:sz w:val="20"/>
           <w:szCs w:val="20"/>
         </w:rPr>
-        <w:t>Figure 2.1 – Medallion Architecture: Bronze, Silver, and Gold layers feeding Analysis and the planned AI Model.</w:t>
+        <w:t xml:space="preserve">Figure 2.1 – Medallion Architecture: Bronze, Silver, and </w:t>
+      </w:r>
+      <w:proofErr w:type="gramStart"/>
+      <w:r>
+        <w:rPr>
+          <w:i/>
+          <w:iCs/>
+          <w:color w:val="595959"/>
+          <w:sz w:val="20"/>
+          <w:szCs w:val="20"/>
+        </w:rPr>
+        <w:t>Gold</w:t>
+      </w:r>
+      <w:proofErr w:type="gramEnd"/>
+      <w:r>
+        <w:rPr>
+          <w:i/>
+          <w:iCs/>
+          <w:color w:val="595959"/>
+          <w:sz w:val="20"/>
+          <w:szCs w:val="20"/>
+        </w:rPr>
+        <w:t xml:space="preserve"> layers feeding Analysis and the planned AI Model.</w:t>
       </w:r>
     </w:p>
     <w:p>
@@ -2198,7 +3027,21 @@
         <w:rPr>
           <w:color w:val="333333"/>
         </w:rPr>
-        <w:t>Shows the balance of the conversation: 22,249 negative vs. 9,270 positive posts (Average Sentiment Score of –0.17), plus emotion, stance, and crisis-phase breakdowns.</w:t>
+        <w:t xml:space="preserve">Shows the balance of the conversation: 22,249 </w:t>
+      </w:r>
+      <w:proofErr w:type="gramStart"/>
+      <w:r>
+        <w:rPr>
+          <w:color w:val="333333"/>
+        </w:rPr>
+        <w:t>negative</w:t>
+      </w:r>
+      <w:proofErr w:type="gramEnd"/>
+      <w:r>
+        <w:rPr>
+          <w:color w:val="333333"/>
+        </w:rPr>
+        <w:t xml:space="preserve"> vs. 9,270 positive posts (Average Sentiment Score of –0.17), plus emotion, stance, and crisis-phase breakdowns.</w:t>
       </w:r>
     </w:p>
     <w:p>
@@ -2540,18 +3383,481 @@
         <w:t>Figure 4.5 – Behavior page.</w:t>
       </w:r>
     </w:p>
-    <w:p>
-      <w:r>
-        <w:br w:type="page"/>
-      </w:r>
-    </w:p>
+    <w:p/>
+    <w:p/>
+    <w:p/>
     <w:p>
       <w:pPr>
         <w:pStyle w:val="Heading1"/>
       </w:pPr>
       <w:r>
+        <w:t xml:space="preserve">Chapter </w:t>
+      </w:r>
+      <w:r>
+        <w:t>5</w:t>
+      </w:r>
+      <w:r>
+        <w:t xml:space="preserve">: </w:t>
+      </w:r>
+      <w:r>
+        <w:t>Artificial Intelligence and Predictive Analytics</w:t>
+      </w:r>
+    </w:p>
+    <w:p>
+      <w:pPr>
+        <w:spacing w:after="200" w:line="300" w:lineRule="auto"/>
+        <w:rPr>
+          <w:b/>
+          <w:bCs/>
+          <w:color w:val="336EA8"/>
+          <w:sz w:val="26"/>
+          <w:szCs w:val="26"/>
+        </w:rPr>
+      </w:pPr>
+      <w:r>
+        <w:rPr>
+          <w:b/>
+          <w:bCs/>
+          <w:color w:val="336EA8"/>
+          <w:sz w:val="26"/>
+          <w:szCs w:val="26"/>
+        </w:rPr>
+        <w:t>5.1 AI Module Overview</w:t>
+      </w:r>
+    </w:p>
+    <w:p>
+      <w:pPr>
+        <w:pStyle w:val="Heading2"/>
+        <w:rPr>
+          <w:b w:val="0"/>
+          <w:bCs w:val="0"/>
+          <w:color w:val="333333"/>
+          <w:sz w:val="22"/>
+          <w:szCs w:val="22"/>
+        </w:rPr>
+      </w:pPr>
+      <w:r>
+        <w:rPr>
+          <w:b w:val="0"/>
+          <w:bCs w:val="0"/>
+          <w:color w:val="333333"/>
+          <w:sz w:val="22"/>
+          <w:szCs w:val="22"/>
+        </w:rPr>
+        <w:t>To extend the analytical capabilities beyond descriptive dashboards, an Artificial Intelligence module was developed on top of the Gold-layer dataset. Rather than relying only on historical visualization, the AI pipeline provides predictive, prescriptive, and explainable analytics that help crisis-response teams anticipate future developments, identify abnormal behavior, understand misinformation drivers, and support data-driven decision making.</w:t>
+      </w:r>
+    </w:p>
+    <w:p>
+      <w:pPr>
+        <w:pStyle w:val="Heading2"/>
+        <w:rPr>
+          <w:b w:val="0"/>
+          <w:bCs w:val="0"/>
+          <w:color w:val="333333"/>
+          <w:sz w:val="22"/>
+          <w:szCs w:val="22"/>
+        </w:rPr>
+      </w:pPr>
+      <w:r>
+        <w:rPr>
+          <w:b w:val="0"/>
+          <w:bCs w:val="0"/>
+          <w:color w:val="333333"/>
+          <w:sz w:val="22"/>
+          <w:szCs w:val="22"/>
+        </w:rPr>
+        <w:t xml:space="preserve">The workflow integrates </w:t>
+      </w:r>
+      <w:proofErr w:type="spellStart"/>
+      <w:r>
+        <w:rPr>
+          <w:b w:val="0"/>
+          <w:bCs w:val="0"/>
+          <w:color w:val="333333"/>
+          <w:sz w:val="22"/>
+          <w:szCs w:val="22"/>
+        </w:rPr>
+        <w:t>XGBoost</w:t>
+      </w:r>
+      <w:proofErr w:type="spellEnd"/>
+      <w:r>
+        <w:rPr>
+          <w:b w:val="0"/>
+          <w:bCs w:val="0"/>
+          <w:color w:val="333333"/>
+          <w:sz w:val="22"/>
+          <w:szCs w:val="22"/>
+        </w:rPr>
+        <w:t xml:space="preserve"> prediction, SHAP explainability, Prophet forecasting, K-Means/HDBSCAN clustering, Isolation Forest anomaly detection, and an automated executive insight engine.</w:t>
+      </w:r>
+    </w:p>
+    <w:p>
+      <w:pPr>
+        <w:spacing w:after="200" w:line="300" w:lineRule="auto"/>
+        <w:rPr>
+          <w:b/>
+          <w:bCs/>
+          <w:color w:val="336EA8"/>
+          <w:sz w:val="26"/>
+          <w:szCs w:val="26"/>
+        </w:rPr>
+      </w:pPr>
+      <w:r>
+        <w:rPr>
+          <w:b/>
+          <w:bCs/>
+          <w:color w:val="336EA8"/>
+          <w:sz w:val="26"/>
+          <w:szCs w:val="26"/>
+        </w:rPr>
+        <w:t>5.2 Predictive Modeling</w:t>
+      </w:r>
+    </w:p>
+    <w:p>
+      <w:pPr>
+        <w:pStyle w:val="Heading2"/>
+        <w:rPr>
+          <w:color w:val="333333"/>
+        </w:rPr>
+      </w:pPr>
+      <w:r>
+        <w:rPr>
+          <w:color w:val="333333"/>
+        </w:rPr>
+        <w:t xml:space="preserve">Two supervised models were retained: Misinformation Probability Prediction and Credibility Score Prediction. Engagement Velocity prediction was removed because it did not provide a sufficiently stable predictive fit. </w:t>
+      </w:r>
+      <w:proofErr w:type="gramStart"/>
+      <w:r>
+        <w:rPr>
+          <w:color w:val="333333"/>
+        </w:rPr>
+        <w:t xml:space="preserve">Both </w:t>
+      </w:r>
+      <w:proofErr w:type="spellStart"/>
+      <w:r>
+        <w:rPr>
+          <w:color w:val="333333"/>
+        </w:rPr>
+        <w:t>XGBoost</w:t>
+      </w:r>
+      <w:proofErr w:type="spellEnd"/>
+      <w:proofErr w:type="gramEnd"/>
+      <w:r>
+        <w:rPr>
+          <w:color w:val="333333"/>
+        </w:rPr>
+        <w:t xml:space="preserve"> models achieved excellent performance (R²≈0.9996, MAE≈0.0026, RMSE≈0.0038).</w:t>
+      </w:r>
+    </w:p>
+    <w:p>
+      <w:pPr>
+        <w:spacing w:after="200" w:line="300" w:lineRule="auto"/>
+        <w:rPr>
+          <w:b/>
+          <w:bCs/>
+          <w:color w:val="336EA8"/>
+          <w:sz w:val="26"/>
+          <w:szCs w:val="26"/>
+        </w:rPr>
+      </w:pPr>
+      <w:r>
+        <w:rPr>
+          <w:b/>
+          <w:bCs/>
+          <w:color w:val="336EA8"/>
+          <w:sz w:val="26"/>
+          <w:szCs w:val="26"/>
+        </w:rPr>
+        <w:t>5.3 Explainable AI (</w:t>
+      </w:r>
+      <w:proofErr w:type="spellStart"/>
+      <w:r>
+        <w:rPr>
+          <w:b/>
+          <w:bCs/>
+          <w:color w:val="336EA8"/>
+          <w:sz w:val="26"/>
+          <w:szCs w:val="26"/>
+        </w:rPr>
+        <w:t>XGBoost</w:t>
+      </w:r>
+      <w:proofErr w:type="spellEnd"/>
+      <w:r>
+        <w:rPr>
+          <w:b/>
+          <w:bCs/>
+          <w:color w:val="336EA8"/>
+          <w:sz w:val="26"/>
+          <w:szCs w:val="26"/>
+        </w:rPr>
+        <w:t xml:space="preserve"> + SHAP)</w:t>
+      </w:r>
+    </w:p>
+    <w:p>
+      <w:pPr>
+        <w:rPr>
+          <w:color w:val="333333"/>
+        </w:rPr>
+      </w:pPr>
+      <w:r>
+        <w:rPr>
+          <w:color w:val="333333"/>
+        </w:rPr>
+        <w:t xml:space="preserve">SHAP was used to explain model predictions. The strongest misinformation driver was </w:t>
+      </w:r>
+      <w:proofErr w:type="spellStart"/>
+      <w:r>
+        <w:rPr>
+          <w:color w:val="333333"/>
+        </w:rPr>
+        <w:t>risk_minus_credibility</w:t>
+      </w:r>
+      <w:proofErr w:type="spellEnd"/>
+      <w:r>
+        <w:rPr>
+          <w:color w:val="333333"/>
+        </w:rPr>
+        <w:t xml:space="preserve">, while credibility was most influenced by </w:t>
+      </w:r>
+      <w:proofErr w:type="spellStart"/>
+      <w:r>
+        <w:rPr>
+          <w:color w:val="333333"/>
+        </w:rPr>
+        <w:t>sentiment_score</w:t>
+      </w:r>
+      <w:proofErr w:type="spellEnd"/>
+      <w:r>
+        <w:rPr>
+          <w:color w:val="333333"/>
+        </w:rPr>
+        <w:t xml:space="preserve"> and negatively affected </w:t>
+      </w:r>
+      <w:r>
+        <w:rPr>
+          <w:color w:val="333333"/>
+        </w:rPr>
         <w:lastRenderedPageBreak/>
-        <w:t>Chapter 5: Validation and Future Work</w:t>
+        <w:t xml:space="preserve">by </w:t>
+      </w:r>
+      <w:proofErr w:type="spellStart"/>
+      <w:r>
+        <w:rPr>
+          <w:color w:val="333333"/>
+        </w:rPr>
+        <w:t>risk_minus_credibility</w:t>
+      </w:r>
+      <w:proofErr w:type="spellEnd"/>
+      <w:r>
+        <w:rPr>
+          <w:color w:val="333333"/>
+        </w:rPr>
+        <w:t xml:space="preserve"> and </w:t>
+      </w:r>
+      <w:proofErr w:type="spellStart"/>
+      <w:r>
+        <w:rPr>
+          <w:color w:val="333333"/>
+        </w:rPr>
+        <w:t>misinformation_probability</w:t>
+      </w:r>
+      <w:proofErr w:type="spellEnd"/>
+      <w:r>
+        <w:rPr>
+          <w:color w:val="333333"/>
+        </w:rPr>
+        <w:t>. The explainability layer automatically generates feature rankings and business recommendations.</w:t>
+      </w:r>
+    </w:p>
+    <w:p/>
+    <w:p>
+      <w:pPr>
+        <w:rPr>
+          <w:b/>
+          <w:bCs/>
+          <w:color w:val="336EA8"/>
+          <w:sz w:val="26"/>
+          <w:szCs w:val="26"/>
+        </w:rPr>
+      </w:pPr>
+      <w:r>
+        <w:rPr>
+          <w:b/>
+          <w:bCs/>
+          <w:color w:val="336EA8"/>
+          <w:sz w:val="26"/>
+          <w:szCs w:val="26"/>
+        </w:rPr>
+        <w:t>5.4 Forecasting Future Trends</w:t>
+      </w:r>
+    </w:p>
+    <w:p>
+      <w:pPr>
+        <w:rPr>
+          <w:color w:val="333333"/>
+        </w:rPr>
+      </w:pPr>
+      <w:r>
+        <w:rPr>
+          <w:color w:val="333333"/>
+        </w:rPr>
+        <w:t>Facebook Prophet forecasted Engagement Velocity, Misinformation Probability, and Post Volume for the next 30 days. Engagement Velocity is expected to increase (61.75→149.11), Misinformation Probability to increase slightly (0.145→0.180), while Post Volume is expected to decline (2372→1269).</w:t>
+      </w:r>
+    </w:p>
+    <w:p>
+      <w:pPr>
+        <w:rPr>
+          <w:b/>
+          <w:bCs/>
+          <w:color w:val="336EA8"/>
+          <w:sz w:val="26"/>
+          <w:szCs w:val="26"/>
+        </w:rPr>
+      </w:pPr>
+      <w:r>
+        <w:rPr>
+          <w:b/>
+          <w:bCs/>
+          <w:color w:val="336EA8"/>
+          <w:sz w:val="26"/>
+          <w:szCs w:val="26"/>
+        </w:rPr>
+        <w:t>5.5 User Segmentation</w:t>
+      </w:r>
+    </w:p>
+    <w:p>
+      <w:pPr>
+        <w:rPr>
+          <w:color w:val="333333"/>
+        </w:rPr>
+      </w:pPr>
+      <w:r>
+        <w:rPr>
+          <w:color w:val="333333"/>
+        </w:rPr>
+        <w:t>K-Means selected three clusters validated with HDBSCAN. Cluster 0 represents normal high-credibility behavior, Cluster 1 contains highly engaged but more toxic discussions, and Cluster 2 represents the highest-risk group with high misinformation and low credibility.</w:t>
+      </w:r>
+    </w:p>
+    <w:p>
+      <w:pPr>
+        <w:rPr>
+          <w:b/>
+          <w:bCs/>
+          <w:color w:val="336EA8"/>
+          <w:sz w:val="26"/>
+          <w:szCs w:val="26"/>
+        </w:rPr>
+      </w:pPr>
+      <w:r>
+        <w:rPr>
+          <w:b/>
+          <w:bCs/>
+          <w:color w:val="336EA8"/>
+          <w:sz w:val="26"/>
+          <w:szCs w:val="26"/>
+        </w:rPr>
+        <w:t>5.6 Anomaly Detection</w:t>
+      </w:r>
+    </w:p>
+    <w:p>
+      <w:pPr>
+        <w:rPr>
+          <w:color w:val="333333"/>
+        </w:rPr>
+      </w:pPr>
+      <w:r>
+        <w:rPr>
+          <w:color w:val="333333"/>
+        </w:rPr>
+        <w:t>Isolation Forest identified 8,781 anomalous records from 50,000 posts, primarily due to unusual multivariate behavior, high misinformation probability, abnormal engagement spikes, high toxicity, and unusually large audiences.</w:t>
+      </w:r>
+    </w:p>
+    <w:p>
+      <w:pPr>
+        <w:rPr>
+          <w:b/>
+          <w:bCs/>
+          <w:color w:val="336EA8"/>
+          <w:sz w:val="26"/>
+          <w:szCs w:val="26"/>
+        </w:rPr>
+      </w:pPr>
+      <w:r>
+        <w:rPr>
+          <w:b/>
+          <w:bCs/>
+          <w:color w:val="336EA8"/>
+          <w:sz w:val="26"/>
+          <w:szCs w:val="26"/>
+        </w:rPr>
+        <w:t>5.7 Executive Insight Engine</w:t>
+      </w:r>
+    </w:p>
+    <w:p>
+      <w:pPr>
+        <w:rPr>
+          <w:color w:val="333333"/>
+        </w:rPr>
+      </w:pPr>
+      <w:r>
+        <w:rPr>
+          <w:color w:val="333333"/>
+        </w:rPr>
+        <w:t>An automated reporting engine summarizes retained models, key drivers, segmentation, anomalies, forecasts, and strategic recommendations, converting technical AI outputs into management-ready insights.</w:t>
+      </w:r>
+    </w:p>
+    <w:p/>
+    <w:p>
+      <w:pPr>
+        <w:rPr>
+          <w:b/>
+          <w:bCs/>
+          <w:color w:val="336EA8"/>
+          <w:sz w:val="26"/>
+          <w:szCs w:val="26"/>
+        </w:rPr>
+      </w:pPr>
+      <w:r>
+        <w:rPr>
+          <w:b/>
+          <w:bCs/>
+          <w:color w:val="336EA8"/>
+          <w:sz w:val="26"/>
+          <w:szCs w:val="26"/>
+        </w:rPr>
+        <w:t>5.8 Business Value</w:t>
+      </w:r>
+    </w:p>
+    <w:p>
+      <w:pPr>
+        <w:rPr>
+          <w:color w:val="333333"/>
+        </w:rPr>
+      </w:pPr>
+      <w:r>
+        <w:rPr>
+          <w:color w:val="333333"/>
+        </w:rPr>
+        <w:t>The integrated AI module enables early misinformation detection, accurate prediction, explainable AI, forecasting, behavioral segmentation, anomaly detection, and executive decision support, transforming the dashboard into a comprehensive AI-powered crisis analytics platform.</w:t>
+      </w:r>
+    </w:p>
+    <w:p>
+      <w:pPr>
+        <w:pStyle w:val="Heading1"/>
+      </w:pPr>
+    </w:p>
+    <w:p>
+      <w:pPr>
+        <w:pStyle w:val="Heading1"/>
+      </w:pPr>
+      <w:r>
+        <w:t xml:space="preserve">Chapter </w:t>
+      </w:r>
+      <w:r>
+        <w:t>6</w:t>
+      </w:r>
+      <w:r>
+        <w:t>: Validation and Future Work</w:t>
       </w:r>
     </w:p>
     <w:p>
@@ -2559,7 +3865,10 @@
         <w:pStyle w:val="Heading2"/>
       </w:pPr>
       <w:r>
-        <w:t>5.1 Data Validation and Testing</w:t>
+        <w:t>6</w:t>
+      </w:r>
+      <w:r>
+        <w:t>.1 Data Validation and Testing</w:t>
       </w:r>
     </w:p>
     <w:p>
@@ -2617,7 +3926,10 @@
         <w:pStyle w:val="Heading2"/>
       </w:pPr>
       <w:r>
-        <w:t>5.2 Extended Analysis and Design Contributions</w:t>
+        <w:t>6</w:t>
+      </w:r>
+      <w:r>
+        <w:t>.2 Extended Analysis and Design Contributions</w:t>
       </w:r>
     </w:p>
     <w:p>
@@ -2641,6 +3953,7 @@
         <w:spacing w:after="100" w:line="280" w:lineRule="auto"/>
       </w:pPr>
       <w:r>
+        <w:lastRenderedPageBreak/>
         <w:t>Exploratory Data Analysis and AI Model (Abdelrahman Maher): a deeper exploratory analysis of the Gold-layer data was carried out to surface patterns in sentiment, engagement, and misinformation, followed by an early-stage AI model that estimates a post's misinformation risk from its Gold-layer features, complementing the rule-based scoring used in the dashboard.</w:t>
       </w:r>
     </w:p>
@@ -2654,7 +3967,15 @@
         <w:spacing w:after="100" w:line="280" w:lineRule="auto"/>
       </w:pPr>
       <w:r>
-        <w:t>UI/UX Design (Refka Maged): the dashboard's visual layout, color system, and navigation flow were designed in Figma before implementation, guiding the consistent five-page structure and shared filter panel used across the final Power BI dashboard.</w:t>
+        <w:t>UI/UX Design (</w:t>
+      </w:r>
+      <w:proofErr w:type="spellStart"/>
+      <w:r>
+        <w:t>Refka</w:t>
+      </w:r>
+      <w:proofErr w:type="spellEnd"/>
+      <w:r>
+        <w:t xml:space="preserve"> Maged): the dashboard's visual layout, color system, and navigation flow were designed in Figma before implementation, guiding the consistent five-page structure and shared filter panel used across the final Power BI dashboard.</w:t>
       </w:r>
     </w:p>
     <w:p>
@@ -2662,7 +3983,10 @@
         <w:pStyle w:val="Heading2"/>
       </w:pPr>
       <w:r>
-        <w:t>5.3 Conclusion</w:t>
+        <w:t>6</w:t>
+      </w:r>
+      <w:r>
+        <w:t>.3 Conclusion</w:t>
       </w:r>
     </w:p>
     <w:p>
@@ -2687,7 +4011,7 @@
 </file>
 
 <file path=word/numbering.xml><?xml version="1.0" encoding="utf-8"?>
-<w:numbering xmlns:wpc="http://schemas.microsoft.com/office/word/2010/wordprocessingCanvas" xmlns:cx="http://schemas.microsoft.com/office/drawing/2014/chartex" xmlns:cx1="http://schemas.microsoft.com/office/drawing/2015/9/8/chartex" xmlns:cx2="http://schemas.microsoft.com/office/drawing/2015/10/21/chartex" xmlns:cx3="http://schemas.microsoft.com/office/drawing/2016/5/9/chartex" xmlns:cx4="http://schemas.microsoft.com/office/drawing/2016/5/10/chartex" xmlns:cx5="http://schemas.microsoft.com/office/drawing/2016/5/11/chartex" xmlns:cx6="http://schemas.microsoft.com/office/drawing/2016/5/12/chartex" xmlns:cx7="http://schemas.microsoft.com/office/drawing/2016/5/13/chartex" xmlns:cx8="http://schemas.microsoft.com/office/drawing/2016/5/14/chartex" xmlns:mc="http://schemas.openxmlformats.org/markup-compatibility/2006" xmlns:aink="http://schemas.microsoft.com/office/drawing/2016/ink" xmlns:am3d="http://schemas.microsoft.com/office/drawing/2017/model3d" xmlns:o="urn:schemas-microsoft-com:office:office" xmlns:oel="http://schemas.microsoft.com/office/2019/extlst" xmlns:r="http://schemas.openxmlformats.org/officeDocument/2006/relationships" xmlns:m="http://schemas.openxmlformats.org/officeDocument/2006/math" xmlns:v="urn:schemas-microsoft-com:vml" xmlns:wp14="http://schemas.microsoft.com/office/word/2010/wordprocessingDrawing" xmlns:wp="http://schemas.openxmlformats.org/drawingml/2006/wordprocessingDrawing" xmlns:w10="urn:schemas-microsoft-com:office:word" xmlns:w="http://schemas.openxmlformats.org/wordprocessingml/2006/main" xmlns:w14="http://schemas.microsoft.com/office/word/2010/wordml" xmlns:w15="http://schemas.microsoft.com/office/word/2012/wordml" xmlns:w16cex="http://schemas.microsoft.com/office/word/2018/wordml/cex" xmlns:w16cid="http://schemas.microsoft.com/office/word/2016/wordml/cid" xmlns:w16="http://schemas.microsoft.com/office/word/2018/wordml" xmlns:w16sdtdh="http://schemas.microsoft.com/office/word/2020/wordml/sdtdatahash" xmlns:w16se="http://schemas.microsoft.com/office/word/2015/wordml/symex" xmlns:wpg="http://schemas.microsoft.com/office/word/2010/wordprocessingGroup" xmlns:wpi="http://schemas.microsoft.com/office/word/2010/wordprocessingInk" xmlns:wne="http://schemas.microsoft.com/office/word/2006/wordml" xmlns:wps="http://schemas.microsoft.com/office/word/2010/wordprocessingShape" mc:Ignorable="w14 w15 w16se w16cid w16 w16cex w16sdtdh wp14">
+<w:numbering xmlns:wpc="http://schemas.microsoft.com/office/word/2010/wordprocessingCanvas" xmlns:cx="http://schemas.microsoft.com/office/drawing/2014/chartex" xmlns:cx1="http://schemas.microsoft.com/office/drawing/2015/9/8/chartex" xmlns:cx2="http://schemas.microsoft.com/office/drawing/2015/10/21/chartex" xmlns:cx3="http://schemas.microsoft.com/office/drawing/2016/5/9/chartex" xmlns:cx4="http://schemas.microsoft.com/office/drawing/2016/5/10/chartex" xmlns:cx5="http://schemas.microsoft.com/office/drawing/2016/5/11/chartex" xmlns:cx6="http://schemas.microsoft.com/office/drawing/2016/5/12/chartex" xmlns:cx7="http://schemas.microsoft.com/office/drawing/2016/5/13/chartex" xmlns:cx8="http://schemas.microsoft.com/office/drawing/2016/5/14/chartex" xmlns:mc="http://schemas.openxmlformats.org/markup-compatibility/2006" xmlns:aink="http://schemas.microsoft.com/office/drawing/2016/ink" xmlns:am3d="http://schemas.microsoft.com/office/drawing/2017/model3d" xmlns:o="urn:schemas-microsoft-com:office:office" xmlns:oel="http://schemas.microsoft.com/office/2019/extlst" xmlns:r="http://schemas.openxmlformats.org/officeDocument/2006/relationships" xmlns:m="http://schemas.openxmlformats.org/officeDocument/2006/math" xmlns:v="urn:schemas-microsoft-com:vml" xmlns:wp14="http://schemas.microsoft.com/office/word/2010/wordprocessingDrawing" xmlns:wp="http://schemas.openxmlformats.org/drawingml/2006/wordprocessingDrawing" xmlns:w10="urn:schemas-microsoft-com:office:word" xmlns:w="http://schemas.openxmlformats.org/wordprocessingml/2006/main" xmlns:w14="http://schemas.microsoft.com/office/word/2010/wordml" xmlns:w15="http://schemas.microsoft.com/office/word/2012/wordml" xmlns:w16cex="http://schemas.microsoft.com/office/word/2018/wordml/cex" xmlns:w16cid="http://schemas.microsoft.com/office/word/2016/wordml/cid" xmlns:w16="http://schemas.microsoft.com/office/word/2018/wordml" xmlns:w16du="http://schemas.microsoft.com/office/word/2023/wordml/word16du" xmlns:w16sdtdh="http://schemas.microsoft.com/office/word/2020/wordml/sdtdatahash" xmlns:w16sdtfl="http://schemas.microsoft.com/office/word/2024/wordml/sdtformatlock" xmlns:w16se="http://schemas.microsoft.com/office/word/2015/wordml/symex" xmlns:wpg="http://schemas.microsoft.com/office/word/2010/wordprocessingGroup" xmlns:wpi="http://schemas.microsoft.com/office/word/2010/wordprocessingInk" xmlns:wne="http://schemas.microsoft.com/office/word/2006/wordml" xmlns:wps="http://schemas.microsoft.com/office/word/2010/wordprocessingShape" mc:Ignorable="w14 w15 w16se w16cid w16 w16cex w16sdtdh w16sdtfl w16du wp14">
   <w:abstractNum w:abstractNumId="0" w15:restartNumberingAfterBreak="0">
     <w:nsid w:val="7A5C7F3D"/>
     <w:multiLevelType w:val="hybridMultilevel"/>
@@ -2838,7 +4162,7 @@
 </file>
 
 <file path=word/styles.xml><?xml version="1.0" encoding="utf-8"?>
-<w:styles xmlns:mc="http://schemas.openxmlformats.org/markup-compatibility/2006" xmlns:r="http://schemas.openxmlformats.org/officeDocument/2006/relationships" xmlns:w="http://schemas.openxmlformats.org/wordprocessingml/2006/main" xmlns:w14="http://schemas.microsoft.com/office/word/2010/wordml" xmlns:w15="http://schemas.microsoft.com/office/word/2012/wordml" xmlns:w16cex="http://schemas.microsoft.com/office/word/2018/wordml/cex" xmlns:w16cid="http://schemas.microsoft.com/office/word/2016/wordml/cid" xmlns:w16="http://schemas.microsoft.com/office/word/2018/wordml" xmlns:w16sdtdh="http://schemas.microsoft.com/office/word/2020/wordml/sdtdatahash" xmlns:w16se="http://schemas.microsoft.com/office/word/2015/wordml/symex" mc:Ignorable="w14 w15 w16se w16cid w16 w16cex w16sdtdh">
+<w:styles xmlns:mc="http://schemas.openxmlformats.org/markup-compatibility/2006" xmlns:r="http://schemas.openxmlformats.org/officeDocument/2006/relationships" xmlns:w="http://schemas.openxmlformats.org/wordprocessingml/2006/main" xmlns:w14="http://schemas.microsoft.com/office/word/2010/wordml" xmlns:w15="http://schemas.microsoft.com/office/word/2012/wordml" xmlns:w16cex="http://schemas.microsoft.com/office/word/2018/wordml/cex" xmlns:w16cid="http://schemas.microsoft.com/office/word/2016/wordml/cid" xmlns:w16="http://schemas.microsoft.com/office/word/2018/wordml" xmlns:w16du="http://schemas.microsoft.com/office/word/2023/wordml/word16du" xmlns:w16sdtdh="http://schemas.microsoft.com/office/word/2020/wordml/sdtdatahash" xmlns:w16sdtfl="http://schemas.microsoft.com/office/word/2024/wordml/sdtformatlock" xmlns:w16se="http://schemas.microsoft.com/office/word/2015/wordml/symex" mc:Ignorable="w14 w15 w16se w16cid w16 w16cex w16sdtdh w16sdtfl w16du">
   <w:docDefaults>
     <w:rPrDefault>
       <w:rPr>
@@ -3231,9 +4555,11 @@
   <w:style w:type="paragraph" w:default="1" w:styleId="Normal">
     <w:name w:val="Normal"/>
     <w:qFormat/>
+    <w:rsid w:val="00AA1E6B"/>
   </w:style>
   <w:style w:type="paragraph" w:styleId="Heading1">
     <w:name w:val="heading 1"/>
+    <w:link w:val="Heading1Char"/>
     <w:uiPriority w:val="9"/>
     <w:qFormat/>
     <w:pPr>
@@ -3250,6 +4576,7 @@
   </w:style>
   <w:style w:type="paragraph" w:styleId="Heading2">
     <w:name w:val="heading 2"/>
+    <w:link w:val="Heading2Char"/>
     <w:uiPriority w:val="9"/>
     <w:unhideWhenUsed/>
     <w:qFormat/>
@@ -3326,7 +4653,6 @@
   <w:style w:type="character" w:default="1" w:styleId="DefaultParagraphFont">
     <w:name w:val="Default Paragraph Font"/>
     <w:uiPriority w:val="1"/>
-    <w:semiHidden/>
     <w:unhideWhenUsed/>
   </w:style>
   <w:style w:type="table" w:default="1" w:styleId="TableNormal">
@@ -3440,6 +4766,34 @@
     <w:rPr>
       <w:sz w:val="20"/>
       <w:szCs w:val="20"/>
+    </w:rPr>
+  </w:style>
+  <w:style w:type="character" w:customStyle="1" w:styleId="Heading1Char">
+    <w:name w:val="Heading 1 Char"/>
+    <w:basedOn w:val="DefaultParagraphFont"/>
+    <w:link w:val="Heading1"/>
+    <w:uiPriority w:val="9"/>
+    <w:rsid w:val="00AA1E6B"/>
+    <w:rPr>
+      <w:b/>
+      <w:bCs/>
+      <w:color w:val="047954"/>
+      <w:sz w:val="32"/>
+      <w:szCs w:val="32"/>
+    </w:rPr>
+  </w:style>
+  <w:style w:type="character" w:customStyle="1" w:styleId="Heading2Char">
+    <w:name w:val="Heading 2 Char"/>
+    <w:basedOn w:val="DefaultParagraphFont"/>
+    <w:link w:val="Heading2"/>
+    <w:uiPriority w:val="9"/>
+    <w:rsid w:val="00AA1E6B"/>
+    <w:rPr>
+      <w:b/>
+      <w:bCs/>
+      <w:color w:val="336EA8"/>
+      <w:sz w:val="26"/>
+      <w:szCs w:val="26"/>
     </w:rPr>
   </w:style>
 </w:styles>
